--- a/docs/developpement/phases/word/PHASE_21_BACK_OFFICE_EDITEUR_NIVEAU_1.docx
+++ b/docs/developpement/phases/word/PHASE_21_BACK_OFFICE_EDITEUR_NIVEAU_1.docx
@@ -20,7 +20,7 @@
       <w:r>
         <w:t xml:space="preserve">FlaiX Expert · dossier de développement · généré le 2026-10-04 depuis le dépôt </w:t>
       </w:r>
-      <w:hyperlink w:history="1" r:id="rIdpzambgauqwlp4yqmjwgbf">
+      <w:hyperlink w:history="1" r:id="rId9kpcpq8krwfrgjjxemywt">
         <w:r>
           <w:rPr>
             <w:rStyle w:val="Hyperlink"/>
@@ -712,7 +712,7 @@
           <w:numId w:val="2"/>
         </w:numPr>
       </w:pPr>
-      <w:hyperlink w:history="1" r:id="rIdhyzhqcwe1jcrbgaybohdv">
+      <w:hyperlink w:history="1" r:id="rIdunrrystqfx1zqlvuu7-qz">
         <w:r>
           <w:rPr>
             <w:rStyle w:val="Hyperlink"/>
@@ -732,7 +732,7 @@
           <w:numId w:val="2"/>
         </w:numPr>
       </w:pPr>
-      <w:hyperlink w:history="1" r:id="rIdva8z1xaywaikm_sd39pic">
+      <w:hyperlink w:history="1" r:id="rIdlup9wvqdehlhegxe-zaix">
         <w:r>
           <w:rPr>
             <w:rStyle w:val="Hyperlink"/>
@@ -780,7 +780,7 @@
       <w:r>
         <w:t xml:space="preserve"> — créé — </w:t>
       </w:r>
-      <w:hyperlink w:history="1" r:id="rId9d1gqcgemmrcftxnvs4rn">
+      <w:hyperlink w:history="1" r:id="rIdehqv7vhxwxrm7xwct82vi">
         <w:r>
           <w:rPr>
             <w:rStyle w:val="Hyperlink"/>
@@ -817,7 +817,7 @@
       <w:r>
         <w:t xml:space="preserve"> — créé — </w:t>
       </w:r>
-      <w:hyperlink w:history="1" r:id="rIdfg0hd1iei30hzri6jrtko">
+      <w:hyperlink w:history="1" r:id="rIdpztlddt4ozhrpxpo9keqx">
         <w:r>
           <w:rPr>
             <w:rStyle w:val="Hyperlink"/>
@@ -854,7 +854,7 @@
       <w:r>
         <w:t xml:space="preserve"> — créé — </w:t>
       </w:r>
-      <w:hyperlink w:history="1" r:id="rIdchj5qwmajrcivmwr9_xyo">
+      <w:hyperlink w:history="1" r:id="rId9mdfaqfebn9prnk0g4d7b">
         <w:r>
           <w:rPr>
             <w:rStyle w:val="Hyperlink"/>
@@ -883,7 +883,7 @@
       <w:r>
         <w:t xml:space="preserve"> — modifié — </w:t>
       </w:r>
-      <w:hyperlink w:history="1" r:id="rIdhsqac8z6eh3v4o1fniy3t">
+      <w:hyperlink w:history="1" r:id="rIdjdnd0vviu7gnggq-0jkdz">
         <w:r>
           <w:rPr>
             <w:rStyle w:val="Hyperlink"/>
@@ -912,7 +912,7 @@
       <w:r>
         <w:t xml:space="preserve"> — modifié — </w:t>
       </w:r>
-      <w:hyperlink w:history="1" r:id="rId0e5f20ogbtax5fii5uy_z">
+      <w:hyperlink w:history="1" r:id="rId0-dcmkdwr2k7b84yzu2cb">
         <w:r>
           <w:rPr>
             <w:rStyle w:val="Hyperlink"/>
@@ -949,7 +949,7 @@
       <w:r>
         <w:t xml:space="preserve"> — modifié — </w:t>
       </w:r>
-      <w:hyperlink w:history="1" r:id="rId2dxpnx6al0msrmmr_seun">
+      <w:hyperlink w:history="1" r:id="rId_r8gm5p7cq4isjifhijin">
         <w:r>
           <w:rPr>
             <w:rStyle w:val="Hyperlink"/>
@@ -978,7 +978,7 @@
       <w:r>
         <w:t xml:space="preserve"> — créé — </w:t>
       </w:r>
-      <w:hyperlink w:history="1" r:id="rIdqzrfhowvi3o8ttuwmosj6">
+      <w:hyperlink w:history="1" r:id="rIdgn2v0-meibaz0uy970ry2">
         <w:r>
           <w:rPr>
             <w:rStyle w:val="Hyperlink"/>
@@ -1007,7 +1007,7 @@
       <w:r>
         <w:t xml:space="preserve"> — modifié — </w:t>
       </w:r>
-      <w:hyperlink w:history="1" r:id="rIdyftlrdelpqxisznqnpk5o">
+      <w:hyperlink w:history="1" r:id="rId15y3orjr1i5bf_fe98fuk">
         <w:r>
           <w:rPr>
             <w:rStyle w:val="Hyperlink"/>
@@ -1036,7 +1036,7 @@
       <w:r>
         <w:t xml:space="preserve"> — modifié — </w:t>
       </w:r>
-      <w:hyperlink w:history="1" r:id="rId0twg-3nunfb4xfeuip72z">
+      <w:hyperlink w:history="1" r:id="rIdi-ygpzzjmlbnt5ekqhvz6">
         <w:r>
           <w:rPr>
             <w:rStyle w:val="Hyperlink"/>
@@ -1073,7 +1073,7 @@
       <w:r>
         <w:t xml:space="preserve"> — modifié — </w:t>
       </w:r>
-      <w:hyperlink w:history="1" r:id="rIdlhzzbgd71zz0lsmphxkys">
+      <w:hyperlink w:history="1" r:id="rIdmbl8ztlhnybpkk0gjqtdp">
         <w:r>
           <w:rPr>
             <w:rStyle w:val="Hyperlink"/>
@@ -1102,7 +1102,7 @@
       <w:r>
         <w:t xml:space="preserve"> — créé — </w:t>
       </w:r>
-      <w:hyperlink w:history="1" r:id="rId9jogmkychaviyhzel9usk">
+      <w:hyperlink w:history="1" r:id="rIdloxpwisixagcf4warmzzt">
         <w:r>
           <w:rPr>
             <w:rStyle w:val="Hyperlink"/>
@@ -1131,7 +1131,7 @@
       <w:r>
         <w:t xml:space="preserve"> — modifié — </w:t>
       </w:r>
-      <w:hyperlink w:history="1" r:id="rId-kszbwgzhrgqgiibhyowl">
+      <w:hyperlink w:history="1" r:id="rIdfhiaizadypyza-zplbvgq">
         <w:r>
           <w:rPr>
             <w:rStyle w:val="Hyperlink"/>
@@ -1168,7 +1168,7 @@
       <w:r>
         <w:t xml:space="preserve"> — modifié — </w:t>
       </w:r>
-      <w:hyperlink w:history="1" r:id="rIdcgjh6lbcvv6hbqjbayjg2">
+      <w:hyperlink w:history="1" r:id="rIdwfoepsvtjlyfp5jhyj9s-">
         <w:r>
           <w:rPr>
             <w:rStyle w:val="Hyperlink"/>
@@ -1205,7 +1205,7 @@
       <w:r>
         <w:t xml:space="preserve"> — modifié — </w:t>
       </w:r>
-      <w:hyperlink w:history="1" r:id="rIdem31siquflr2vfnuyd734">
+      <w:hyperlink w:history="1" r:id="rIdreewn1pxi2axb2nufai7k">
         <w:r>
           <w:rPr>
             <w:rStyle w:val="Hyperlink"/>
@@ -1234,7 +1234,7 @@
       <w:r>
         <w:t xml:space="preserve"> — modifié — </w:t>
       </w:r>
-      <w:hyperlink w:history="1" r:id="rIdkkwci9ye58bd6_fjzbpkg">
+      <w:hyperlink w:history="1" r:id="rId-sdhvifyxitoasfgvb_ks">
         <w:r>
           <w:rPr>
             <w:rStyle w:val="Hyperlink"/>
@@ -1263,7 +1263,7 @@
       <w:r>
         <w:t xml:space="preserve"> — modifié — </w:t>
       </w:r>
-      <w:hyperlink w:history="1" r:id="rId-d6j6z3f02dp6ho20ilfh">
+      <w:hyperlink w:history="1" r:id="rIdfzelzyqnxn5gnbxgo2r4-">
         <w:r>
           <w:rPr>
             <w:rStyle w:val="Hyperlink"/>

--- a/docs/developpement/phases/word/PHASE_21_BACK_OFFICE_EDITEUR_NIVEAU_1.docx
+++ b/docs/developpement/phases/word/PHASE_21_BACK_OFFICE_EDITEUR_NIVEAU_1.docx
@@ -20,7 +20,7 @@
       <w:r>
         <w:t xml:space="preserve">FlaiX Expert · dossier de développement · généré le 2026-10-04 depuis le dépôt </w:t>
       </w:r>
-      <w:hyperlink w:history="1" r:id="rId9kpcpq8krwfrgjjxemywt">
+      <w:hyperlink w:history="1" r:id="rIdqrhczkhuwkupljfgcs7xa">
         <w:r>
           <w:rPr>
             <w:rStyle w:val="Hyperlink"/>
@@ -712,7 +712,7 @@
           <w:numId w:val="2"/>
         </w:numPr>
       </w:pPr>
-      <w:hyperlink w:history="1" r:id="rIdunrrystqfx1zqlvuu7-qz">
+      <w:hyperlink w:history="1" r:id="rIdifcfr9vhw9aojq-okmh0n">
         <w:r>
           <w:rPr>
             <w:rStyle w:val="Hyperlink"/>
@@ -732,7 +732,7 @@
           <w:numId w:val="2"/>
         </w:numPr>
       </w:pPr>
-      <w:hyperlink w:history="1" r:id="rIdlup9wvqdehlhegxe-zaix">
+      <w:hyperlink w:history="1" r:id="rIdboui16ett3tsdafkyf2zi">
         <w:r>
           <w:rPr>
             <w:rStyle w:val="Hyperlink"/>
@@ -780,7 +780,7 @@
       <w:r>
         <w:t xml:space="preserve"> — créé — </w:t>
       </w:r>
-      <w:hyperlink w:history="1" r:id="rIdehqv7vhxwxrm7xwct82vi">
+      <w:hyperlink w:history="1" r:id="rIdpcwchnsog4pscmva-k2ne">
         <w:r>
           <w:rPr>
             <w:rStyle w:val="Hyperlink"/>
@@ -817,7 +817,7 @@
       <w:r>
         <w:t xml:space="preserve"> — créé — </w:t>
       </w:r>
-      <w:hyperlink w:history="1" r:id="rIdpztlddt4ozhrpxpo9keqx">
+      <w:hyperlink w:history="1" r:id="rIdoxt07fxfbeu72_x8vppx7">
         <w:r>
           <w:rPr>
             <w:rStyle w:val="Hyperlink"/>
@@ -854,7 +854,7 @@
       <w:r>
         <w:t xml:space="preserve"> — créé — </w:t>
       </w:r>
-      <w:hyperlink w:history="1" r:id="rId9mdfaqfebn9prnk0g4d7b">
+      <w:hyperlink w:history="1" r:id="rIdxnoeyrcmsazse4lw7i0ah">
         <w:r>
           <w:rPr>
             <w:rStyle w:val="Hyperlink"/>
@@ -883,7 +883,7 @@
       <w:r>
         <w:t xml:space="preserve"> — modifié — </w:t>
       </w:r>
-      <w:hyperlink w:history="1" r:id="rIdjdnd0vviu7gnggq-0jkdz">
+      <w:hyperlink w:history="1" r:id="rIdvzm0gcwsdo9tgab8lglp2">
         <w:r>
           <w:rPr>
             <w:rStyle w:val="Hyperlink"/>
@@ -912,7 +912,7 @@
       <w:r>
         <w:t xml:space="preserve"> — modifié — </w:t>
       </w:r>
-      <w:hyperlink w:history="1" r:id="rId0-dcmkdwr2k7b84yzu2cb">
+      <w:hyperlink w:history="1" r:id="rIdn2kjguj2y_ztvaymox8ug">
         <w:r>
           <w:rPr>
             <w:rStyle w:val="Hyperlink"/>
@@ -949,7 +949,7 @@
       <w:r>
         <w:t xml:space="preserve"> — modifié — </w:t>
       </w:r>
-      <w:hyperlink w:history="1" r:id="rId_r8gm5p7cq4isjifhijin">
+      <w:hyperlink w:history="1" r:id="rIdv5c1okinrwqw1hdcc-6qm">
         <w:r>
           <w:rPr>
             <w:rStyle w:val="Hyperlink"/>
@@ -978,7 +978,7 @@
       <w:r>
         <w:t xml:space="preserve"> — créé — </w:t>
       </w:r>
-      <w:hyperlink w:history="1" r:id="rIdgn2v0-meibaz0uy970ry2">
+      <w:hyperlink w:history="1" r:id="rIdp1yazcrt6vsqgfxnmye3q">
         <w:r>
           <w:rPr>
             <w:rStyle w:val="Hyperlink"/>
@@ -1007,7 +1007,7 @@
       <w:r>
         <w:t xml:space="preserve"> — modifié — </w:t>
       </w:r>
-      <w:hyperlink w:history="1" r:id="rId15y3orjr1i5bf_fe98fuk">
+      <w:hyperlink w:history="1" r:id="rId6wpocch3c3_yeuemhqhn5">
         <w:r>
           <w:rPr>
             <w:rStyle w:val="Hyperlink"/>
@@ -1036,7 +1036,7 @@
       <w:r>
         <w:t xml:space="preserve"> — modifié — </w:t>
       </w:r>
-      <w:hyperlink w:history="1" r:id="rIdi-ygpzzjmlbnt5ekqhvz6">
+      <w:hyperlink w:history="1" r:id="rId7pamgtxvhor6szqceqj3e">
         <w:r>
           <w:rPr>
             <w:rStyle w:val="Hyperlink"/>
@@ -1073,7 +1073,7 @@
       <w:r>
         <w:t xml:space="preserve"> — modifié — </w:t>
       </w:r>
-      <w:hyperlink w:history="1" r:id="rIdmbl8ztlhnybpkk0gjqtdp">
+      <w:hyperlink w:history="1" r:id="rIdwc0otsyiaad2ujwie0hkj">
         <w:r>
           <w:rPr>
             <w:rStyle w:val="Hyperlink"/>
@@ -1102,7 +1102,7 @@
       <w:r>
         <w:t xml:space="preserve"> — créé — </w:t>
       </w:r>
-      <w:hyperlink w:history="1" r:id="rIdloxpwisixagcf4warmzzt">
+      <w:hyperlink w:history="1" r:id="rIdtgj5uebunmzzaaxztyreu">
         <w:r>
           <w:rPr>
             <w:rStyle w:val="Hyperlink"/>
@@ -1131,7 +1131,7 @@
       <w:r>
         <w:t xml:space="preserve"> — modifié — </w:t>
       </w:r>
-      <w:hyperlink w:history="1" r:id="rIdfhiaizadypyza-zplbvgq">
+      <w:hyperlink w:history="1" r:id="rId1bqfmp33iem5ye6pbgjva">
         <w:r>
           <w:rPr>
             <w:rStyle w:val="Hyperlink"/>
@@ -1168,7 +1168,7 @@
       <w:r>
         <w:t xml:space="preserve"> — modifié — </w:t>
       </w:r>
-      <w:hyperlink w:history="1" r:id="rIdwfoepsvtjlyfp5jhyj9s-">
+      <w:hyperlink w:history="1" r:id="rIdjqtxfcjkhhl9yk4zvv_cg">
         <w:r>
           <w:rPr>
             <w:rStyle w:val="Hyperlink"/>
@@ -1205,7 +1205,7 @@
       <w:r>
         <w:t xml:space="preserve"> — modifié — </w:t>
       </w:r>
-      <w:hyperlink w:history="1" r:id="rIdreewn1pxi2axb2nufai7k">
+      <w:hyperlink w:history="1" r:id="rIddm5q6hbztmxnzyzz0-p7d">
         <w:r>
           <w:rPr>
             <w:rStyle w:val="Hyperlink"/>
@@ -1234,7 +1234,7 @@
       <w:r>
         <w:t xml:space="preserve"> — modifié — </w:t>
       </w:r>
-      <w:hyperlink w:history="1" r:id="rId-sdhvifyxitoasfgvb_ks">
+      <w:hyperlink w:history="1" r:id="rIdl-m2f9o4oeo0pnzcxg3j_">
         <w:r>
           <w:rPr>
             <w:rStyle w:val="Hyperlink"/>
@@ -1263,7 +1263,7 @@
       <w:r>
         <w:t xml:space="preserve"> — modifié — </w:t>
       </w:r>
-      <w:hyperlink w:history="1" r:id="rIdfzelzyqnxn5gnbxgo2r4-">
+      <w:hyperlink w:history="1" r:id="rIdcno2spicx6g5wetvpypqv">
         <w:r>
           <w:rPr>
             <w:rStyle w:val="Hyperlink"/>

--- a/docs/developpement/phases/word/PHASE_21_BACK_OFFICE_EDITEUR_NIVEAU_1.docx
+++ b/docs/developpement/phases/word/PHASE_21_BACK_OFFICE_EDITEUR_NIVEAU_1.docx
@@ -20,7 +20,7 @@
       <w:r>
         <w:t xml:space="preserve">FlaiX Expert · dossier de développement · généré le 2026-10-04 depuis le dépôt </w:t>
       </w:r>
-      <w:hyperlink w:history="1" r:id="rIdqrhczkhuwkupljfgcs7xa">
+      <w:hyperlink w:history="1" r:id="rIdvk-t6rsn0agywhpsiiqb3">
         <w:r>
           <w:rPr>
             <w:rStyle w:val="Hyperlink"/>
@@ -712,7 +712,7 @@
           <w:numId w:val="2"/>
         </w:numPr>
       </w:pPr>
-      <w:hyperlink w:history="1" r:id="rIdifcfr9vhw9aojq-okmh0n">
+      <w:hyperlink w:history="1" r:id="rIdu9v6d3jdx93cjrgzpgue-">
         <w:r>
           <w:rPr>
             <w:rStyle w:val="Hyperlink"/>
@@ -732,7 +732,7 @@
           <w:numId w:val="2"/>
         </w:numPr>
       </w:pPr>
-      <w:hyperlink w:history="1" r:id="rIdboui16ett3tsdafkyf2zi">
+      <w:hyperlink w:history="1" r:id="rIdl3xxarzopi8p2_vv2t6sz">
         <w:r>
           <w:rPr>
             <w:rStyle w:val="Hyperlink"/>
@@ -780,7 +780,7 @@
       <w:r>
         <w:t xml:space="preserve"> — créé — </w:t>
       </w:r>
-      <w:hyperlink w:history="1" r:id="rIdpcwchnsog4pscmva-k2ne">
+      <w:hyperlink w:history="1" r:id="rIdibpbfvqgbb1hpfkvhrloj">
         <w:r>
           <w:rPr>
             <w:rStyle w:val="Hyperlink"/>
@@ -817,7 +817,7 @@
       <w:r>
         <w:t xml:space="preserve"> — créé — </w:t>
       </w:r>
-      <w:hyperlink w:history="1" r:id="rIdoxt07fxfbeu72_x8vppx7">
+      <w:hyperlink w:history="1" r:id="rIdc-srt9-oa3dqxehjmbm-o">
         <w:r>
           <w:rPr>
             <w:rStyle w:val="Hyperlink"/>
@@ -854,7 +854,7 @@
       <w:r>
         <w:t xml:space="preserve"> — créé — </w:t>
       </w:r>
-      <w:hyperlink w:history="1" r:id="rIdxnoeyrcmsazse4lw7i0ah">
+      <w:hyperlink w:history="1" r:id="rIdxegyi91awuobacpeu4g7u">
         <w:r>
           <w:rPr>
             <w:rStyle w:val="Hyperlink"/>
@@ -883,7 +883,7 @@
       <w:r>
         <w:t xml:space="preserve"> — modifié — </w:t>
       </w:r>
-      <w:hyperlink w:history="1" r:id="rIdvzm0gcwsdo9tgab8lglp2">
+      <w:hyperlink w:history="1" r:id="rId62jxmyexd3mq9m64oe30q">
         <w:r>
           <w:rPr>
             <w:rStyle w:val="Hyperlink"/>
@@ -912,7 +912,7 @@
       <w:r>
         <w:t xml:space="preserve"> — modifié — </w:t>
       </w:r>
-      <w:hyperlink w:history="1" r:id="rIdn2kjguj2y_ztvaymox8ug">
+      <w:hyperlink w:history="1" r:id="rIdjrzalholtzvx25rqrbrmh">
         <w:r>
           <w:rPr>
             <w:rStyle w:val="Hyperlink"/>
@@ -949,7 +949,7 @@
       <w:r>
         <w:t xml:space="preserve"> — modifié — </w:t>
       </w:r>
-      <w:hyperlink w:history="1" r:id="rIdv5c1okinrwqw1hdcc-6qm">
+      <w:hyperlink w:history="1" r:id="rId_gkxxtuccs4o8jaizbuh_">
         <w:r>
           <w:rPr>
             <w:rStyle w:val="Hyperlink"/>
@@ -978,7 +978,7 @@
       <w:r>
         <w:t xml:space="preserve"> — créé — </w:t>
       </w:r>
-      <w:hyperlink w:history="1" r:id="rIdp1yazcrt6vsqgfxnmye3q">
+      <w:hyperlink w:history="1" r:id="rIdd8behmntcht_scltkapzl">
         <w:r>
           <w:rPr>
             <w:rStyle w:val="Hyperlink"/>
@@ -1007,7 +1007,7 @@
       <w:r>
         <w:t xml:space="preserve"> — modifié — </w:t>
       </w:r>
-      <w:hyperlink w:history="1" r:id="rId6wpocch3c3_yeuemhqhn5">
+      <w:hyperlink w:history="1" r:id="rId7ob8ugew1b3gw2a3zbugs">
         <w:r>
           <w:rPr>
             <w:rStyle w:val="Hyperlink"/>
@@ -1036,7 +1036,7 @@
       <w:r>
         <w:t xml:space="preserve"> — modifié — </w:t>
       </w:r>
-      <w:hyperlink w:history="1" r:id="rId7pamgtxvhor6szqceqj3e">
+      <w:hyperlink w:history="1" r:id="rIdrwhzrb8eejkio_-cml40a">
         <w:r>
           <w:rPr>
             <w:rStyle w:val="Hyperlink"/>
@@ -1073,7 +1073,7 @@
       <w:r>
         <w:t xml:space="preserve"> — modifié — </w:t>
       </w:r>
-      <w:hyperlink w:history="1" r:id="rIdwc0otsyiaad2ujwie0hkj">
+      <w:hyperlink w:history="1" r:id="rIds3rwe9rn-3pphhxgommig">
         <w:r>
           <w:rPr>
             <w:rStyle w:val="Hyperlink"/>
@@ -1102,7 +1102,7 @@
       <w:r>
         <w:t xml:space="preserve"> — créé — </w:t>
       </w:r>
-      <w:hyperlink w:history="1" r:id="rIdtgj5uebunmzzaaxztyreu">
+      <w:hyperlink w:history="1" r:id="rId0qzrcrzonf-glsu6jv_uw">
         <w:r>
           <w:rPr>
             <w:rStyle w:val="Hyperlink"/>
@@ -1131,7 +1131,7 @@
       <w:r>
         <w:t xml:space="preserve"> — modifié — </w:t>
       </w:r>
-      <w:hyperlink w:history="1" r:id="rId1bqfmp33iem5ye6pbgjva">
+      <w:hyperlink w:history="1" r:id="rIdpkzy1zw1pwmfzpjaq4nzh">
         <w:r>
           <w:rPr>
             <w:rStyle w:val="Hyperlink"/>
@@ -1168,7 +1168,7 @@
       <w:r>
         <w:t xml:space="preserve"> — modifié — </w:t>
       </w:r>
-      <w:hyperlink w:history="1" r:id="rIdjqtxfcjkhhl9yk4zvv_cg">
+      <w:hyperlink w:history="1" r:id="rIdzgv96x1yrlfbcgo3zsvn4">
         <w:r>
           <w:rPr>
             <w:rStyle w:val="Hyperlink"/>
@@ -1205,7 +1205,7 @@
       <w:r>
         <w:t xml:space="preserve"> — modifié — </w:t>
       </w:r>
-      <w:hyperlink w:history="1" r:id="rIddm5q6hbztmxnzyzz0-p7d">
+      <w:hyperlink w:history="1" r:id="rIdxux03ahpbhe9lky4tnoa4">
         <w:r>
           <w:rPr>
             <w:rStyle w:val="Hyperlink"/>
@@ -1234,7 +1234,7 @@
       <w:r>
         <w:t xml:space="preserve"> — modifié — </w:t>
       </w:r>
-      <w:hyperlink w:history="1" r:id="rIdl-m2f9o4oeo0pnzcxg3j_">
+      <w:hyperlink w:history="1" r:id="rIdt0eeijdta6bu9hoi3lbsy">
         <w:r>
           <w:rPr>
             <w:rStyle w:val="Hyperlink"/>
@@ -1263,7 +1263,7 @@
       <w:r>
         <w:t xml:space="preserve"> — modifié — </w:t>
       </w:r>
-      <w:hyperlink w:history="1" r:id="rIdcno2spicx6g5wetvpypqv">
+      <w:hyperlink w:history="1" r:id="rIdnsbe_-yki2iw_gkvo8-je">
         <w:r>
           <w:rPr>
             <w:rStyle w:val="Hyperlink"/>

--- a/docs/developpement/phases/word/PHASE_21_BACK_OFFICE_EDITEUR_NIVEAU_1.docx
+++ b/docs/developpement/phases/word/PHASE_21_BACK_OFFICE_EDITEUR_NIVEAU_1.docx
@@ -20,7 +20,7 @@
       <w:r>
         <w:t xml:space="preserve">FlaiX Expert · dossier de développement · généré le 2026-10-04 depuis le dépôt </w:t>
       </w:r>
-      <w:hyperlink w:history="1" r:id="rIdvk-t6rsn0agywhpsiiqb3">
+      <w:hyperlink w:history="1" r:id="rIdh58o2r0zdeu2cetlojr32">
         <w:r>
           <w:rPr>
             <w:rStyle w:val="Hyperlink"/>
@@ -712,7 +712,7 @@
           <w:numId w:val="2"/>
         </w:numPr>
       </w:pPr>
-      <w:hyperlink w:history="1" r:id="rIdu9v6d3jdx93cjrgzpgue-">
+      <w:hyperlink w:history="1" r:id="rId_4c6_yzf-oxdcmps4c8a8">
         <w:r>
           <w:rPr>
             <w:rStyle w:val="Hyperlink"/>
@@ -732,7 +732,7 @@
           <w:numId w:val="2"/>
         </w:numPr>
       </w:pPr>
-      <w:hyperlink w:history="1" r:id="rIdl3xxarzopi8p2_vv2t6sz">
+      <w:hyperlink w:history="1" r:id="rIddwxfnxym4bcrdas9qdisw">
         <w:r>
           <w:rPr>
             <w:rStyle w:val="Hyperlink"/>
@@ -780,7 +780,7 @@
       <w:r>
         <w:t xml:space="preserve"> — créé — </w:t>
       </w:r>
-      <w:hyperlink w:history="1" r:id="rIdibpbfvqgbb1hpfkvhrloj">
+      <w:hyperlink w:history="1" r:id="rIdmcvyqytg3vnhald9saldq">
         <w:r>
           <w:rPr>
             <w:rStyle w:val="Hyperlink"/>
@@ -817,7 +817,7 @@
       <w:r>
         <w:t xml:space="preserve"> — créé — </w:t>
       </w:r>
-      <w:hyperlink w:history="1" r:id="rIdc-srt9-oa3dqxehjmbm-o">
+      <w:hyperlink w:history="1" r:id="rIdsqcoxwzq5upvr-1giq-ys">
         <w:r>
           <w:rPr>
             <w:rStyle w:val="Hyperlink"/>
@@ -854,7 +854,7 @@
       <w:r>
         <w:t xml:space="preserve"> — créé — </w:t>
       </w:r>
-      <w:hyperlink w:history="1" r:id="rIdxegyi91awuobacpeu4g7u">
+      <w:hyperlink w:history="1" r:id="rIdgblp6qo5-nnbq_hc_1cd4">
         <w:r>
           <w:rPr>
             <w:rStyle w:val="Hyperlink"/>
@@ -883,7 +883,7 @@
       <w:r>
         <w:t xml:space="preserve"> — modifié — </w:t>
       </w:r>
-      <w:hyperlink w:history="1" r:id="rId62jxmyexd3mq9m64oe30q">
+      <w:hyperlink w:history="1" r:id="rIdwra7mzobsgbny2vmhrsj4">
         <w:r>
           <w:rPr>
             <w:rStyle w:val="Hyperlink"/>
@@ -912,7 +912,7 @@
       <w:r>
         <w:t xml:space="preserve"> — modifié — </w:t>
       </w:r>
-      <w:hyperlink w:history="1" r:id="rIdjrzalholtzvx25rqrbrmh">
+      <w:hyperlink w:history="1" r:id="rId2qa0vnibc64im04l7ign4">
         <w:r>
           <w:rPr>
             <w:rStyle w:val="Hyperlink"/>
@@ -949,7 +949,7 @@
       <w:r>
         <w:t xml:space="preserve"> — modifié — </w:t>
       </w:r>
-      <w:hyperlink w:history="1" r:id="rId_gkxxtuccs4o8jaizbuh_">
+      <w:hyperlink w:history="1" r:id="rIdxarbslk0mesfbju4a5fhb">
         <w:r>
           <w:rPr>
             <w:rStyle w:val="Hyperlink"/>
@@ -978,7 +978,7 @@
       <w:r>
         <w:t xml:space="preserve"> — créé — </w:t>
       </w:r>
-      <w:hyperlink w:history="1" r:id="rIdd8behmntcht_scltkapzl">
+      <w:hyperlink w:history="1" r:id="rIdkgn2tekoirdn7jnyxqcio">
         <w:r>
           <w:rPr>
             <w:rStyle w:val="Hyperlink"/>
@@ -1007,7 +1007,7 @@
       <w:r>
         <w:t xml:space="preserve"> — modifié — </w:t>
       </w:r>
-      <w:hyperlink w:history="1" r:id="rId7ob8ugew1b3gw2a3zbugs">
+      <w:hyperlink w:history="1" r:id="rIdsitzg2hhtekxlthu0vv-y">
         <w:r>
           <w:rPr>
             <w:rStyle w:val="Hyperlink"/>
@@ -1036,7 +1036,7 @@
       <w:r>
         <w:t xml:space="preserve"> — modifié — </w:t>
       </w:r>
-      <w:hyperlink w:history="1" r:id="rIdrwhzrb8eejkio_-cml40a">
+      <w:hyperlink w:history="1" r:id="rIdpl53pwiwsyjovkzcktcml">
         <w:r>
           <w:rPr>
             <w:rStyle w:val="Hyperlink"/>
@@ -1073,7 +1073,7 @@
       <w:r>
         <w:t xml:space="preserve"> — modifié — </w:t>
       </w:r>
-      <w:hyperlink w:history="1" r:id="rIds3rwe9rn-3pphhxgommig">
+      <w:hyperlink w:history="1" r:id="rId7kud9vuidqbl5jpn4qcnd">
         <w:r>
           <w:rPr>
             <w:rStyle w:val="Hyperlink"/>
@@ -1102,7 +1102,7 @@
       <w:r>
         <w:t xml:space="preserve"> — créé — </w:t>
       </w:r>
-      <w:hyperlink w:history="1" r:id="rId0qzrcrzonf-glsu6jv_uw">
+      <w:hyperlink w:history="1" r:id="rId5snumz7pfzg9fvcplngoe">
         <w:r>
           <w:rPr>
             <w:rStyle w:val="Hyperlink"/>
@@ -1131,7 +1131,7 @@
       <w:r>
         <w:t xml:space="preserve"> — modifié — </w:t>
       </w:r>
-      <w:hyperlink w:history="1" r:id="rIdpkzy1zw1pwmfzpjaq4nzh">
+      <w:hyperlink w:history="1" r:id="rIdn-gotwas2pu9rgeyo_m6b">
         <w:r>
           <w:rPr>
             <w:rStyle w:val="Hyperlink"/>
@@ -1168,7 +1168,7 @@
       <w:r>
         <w:t xml:space="preserve"> — modifié — </w:t>
       </w:r>
-      <w:hyperlink w:history="1" r:id="rIdzgv96x1yrlfbcgo3zsvn4">
+      <w:hyperlink w:history="1" r:id="rIdg4kvcx4yx0-tg92qlsss6">
         <w:r>
           <w:rPr>
             <w:rStyle w:val="Hyperlink"/>
@@ -1205,7 +1205,7 @@
       <w:r>
         <w:t xml:space="preserve"> — modifié — </w:t>
       </w:r>
-      <w:hyperlink w:history="1" r:id="rIdxux03ahpbhe9lky4tnoa4">
+      <w:hyperlink w:history="1" r:id="rIdh-mwfopkjds1upsupyjp9">
         <w:r>
           <w:rPr>
             <w:rStyle w:val="Hyperlink"/>
@@ -1234,7 +1234,7 @@
       <w:r>
         <w:t xml:space="preserve"> — modifié — </w:t>
       </w:r>
-      <w:hyperlink w:history="1" r:id="rIdt0eeijdta6bu9hoi3lbsy">
+      <w:hyperlink w:history="1" r:id="rIdraqniy4ly7ybond95edjy">
         <w:r>
           <w:rPr>
             <w:rStyle w:val="Hyperlink"/>
@@ -1263,7 +1263,7 @@
       <w:r>
         <w:t xml:space="preserve"> — modifié — </w:t>
       </w:r>
-      <w:hyperlink w:history="1" r:id="rIdnsbe_-yki2iw_gkvo8-je">
+      <w:hyperlink w:history="1" r:id="rIdyr0lknuh6hhgiozjytsac">
         <w:r>
           <w:rPr>
             <w:rStyle w:val="Hyperlink"/>

--- a/docs/developpement/phases/word/PHASE_21_BACK_OFFICE_EDITEUR_NIVEAU_1.docx
+++ b/docs/developpement/phases/word/PHASE_21_BACK_OFFICE_EDITEUR_NIVEAU_1.docx
@@ -20,7 +20,7 @@
       <w:r>
         <w:t xml:space="preserve">FlaiX Expert · dossier de développement · généré le 2026-10-04 depuis le dépôt </w:t>
       </w:r>
-      <w:hyperlink w:history="1" r:id="rIdh58o2r0zdeu2cetlojr32">
+      <w:hyperlink w:history="1" r:id="rId6akhiifx-dh9yphzo_bzl">
         <w:r>
           <w:rPr>
             <w:rStyle w:val="Hyperlink"/>
@@ -712,7 +712,7 @@
           <w:numId w:val="2"/>
         </w:numPr>
       </w:pPr>
-      <w:hyperlink w:history="1" r:id="rId_4c6_yzf-oxdcmps4c8a8">
+      <w:hyperlink w:history="1" r:id="rIdqhhzuvstnugkuquk_7grs">
         <w:r>
           <w:rPr>
             <w:rStyle w:val="Hyperlink"/>
@@ -732,7 +732,7 @@
           <w:numId w:val="2"/>
         </w:numPr>
       </w:pPr>
-      <w:hyperlink w:history="1" r:id="rIddwxfnxym4bcrdas9qdisw">
+      <w:hyperlink w:history="1" r:id="rIdi2ytjddzqhakctcyz95ns">
         <w:r>
           <w:rPr>
             <w:rStyle w:val="Hyperlink"/>
@@ -780,7 +780,7 @@
       <w:r>
         <w:t xml:space="preserve"> — créé — </w:t>
       </w:r>
-      <w:hyperlink w:history="1" r:id="rIdmcvyqytg3vnhald9saldq">
+      <w:hyperlink w:history="1" r:id="rIdquroyjc51ntgackyblhas">
         <w:r>
           <w:rPr>
             <w:rStyle w:val="Hyperlink"/>
@@ -817,7 +817,7 @@
       <w:r>
         <w:t xml:space="preserve"> — créé — </w:t>
       </w:r>
-      <w:hyperlink w:history="1" r:id="rIdsqcoxwzq5upvr-1giq-ys">
+      <w:hyperlink w:history="1" r:id="rIdomjqizaehabmxfqcvwmk6">
         <w:r>
           <w:rPr>
             <w:rStyle w:val="Hyperlink"/>
@@ -854,7 +854,7 @@
       <w:r>
         <w:t xml:space="preserve"> — créé — </w:t>
       </w:r>
-      <w:hyperlink w:history="1" r:id="rIdgblp6qo5-nnbq_hc_1cd4">
+      <w:hyperlink w:history="1" r:id="rIddefnd9t_2oowj2awrb2uv">
         <w:r>
           <w:rPr>
             <w:rStyle w:val="Hyperlink"/>
@@ -883,7 +883,7 @@
       <w:r>
         <w:t xml:space="preserve"> — modifié — </w:t>
       </w:r>
-      <w:hyperlink w:history="1" r:id="rIdwra7mzobsgbny2vmhrsj4">
+      <w:hyperlink w:history="1" r:id="rIdamh6mburxgnztlht3yrrb">
         <w:r>
           <w:rPr>
             <w:rStyle w:val="Hyperlink"/>
@@ -912,7 +912,7 @@
       <w:r>
         <w:t xml:space="preserve"> — modifié — </w:t>
       </w:r>
-      <w:hyperlink w:history="1" r:id="rId2qa0vnibc64im04l7ign4">
+      <w:hyperlink w:history="1" r:id="rIdkzarj_9_5fi_jncr7jmmp">
         <w:r>
           <w:rPr>
             <w:rStyle w:val="Hyperlink"/>
@@ -949,7 +949,7 @@
       <w:r>
         <w:t xml:space="preserve"> — modifié — </w:t>
       </w:r>
-      <w:hyperlink w:history="1" r:id="rIdxarbslk0mesfbju4a5fhb">
+      <w:hyperlink w:history="1" r:id="rIdklaahav-bytiuhwmug7ww">
         <w:r>
           <w:rPr>
             <w:rStyle w:val="Hyperlink"/>
@@ -978,7 +978,7 @@
       <w:r>
         <w:t xml:space="preserve"> — créé — </w:t>
       </w:r>
-      <w:hyperlink w:history="1" r:id="rIdkgn2tekoirdn7jnyxqcio">
+      <w:hyperlink w:history="1" r:id="rIdnktnynhj8lajah-dyvcjw">
         <w:r>
           <w:rPr>
             <w:rStyle w:val="Hyperlink"/>
@@ -1007,7 +1007,7 @@
       <w:r>
         <w:t xml:space="preserve"> — modifié — </w:t>
       </w:r>
-      <w:hyperlink w:history="1" r:id="rIdsitzg2hhtekxlthu0vv-y">
+      <w:hyperlink w:history="1" r:id="rIdftv5zm7l_viru1p4vurke">
         <w:r>
           <w:rPr>
             <w:rStyle w:val="Hyperlink"/>
@@ -1036,7 +1036,7 @@
       <w:r>
         <w:t xml:space="preserve"> — modifié — </w:t>
       </w:r>
-      <w:hyperlink w:history="1" r:id="rIdpl53pwiwsyjovkzcktcml">
+      <w:hyperlink w:history="1" r:id="rIdqo8b6va4jr6i48ntnlrve">
         <w:r>
           <w:rPr>
             <w:rStyle w:val="Hyperlink"/>
@@ -1073,7 +1073,7 @@
       <w:r>
         <w:t xml:space="preserve"> — modifié — </w:t>
       </w:r>
-      <w:hyperlink w:history="1" r:id="rId7kud9vuidqbl5jpn4qcnd">
+      <w:hyperlink w:history="1" r:id="rIdj8hde1kkbjguda0njnepf">
         <w:r>
           <w:rPr>
             <w:rStyle w:val="Hyperlink"/>
@@ -1102,7 +1102,7 @@
       <w:r>
         <w:t xml:space="preserve"> — créé — </w:t>
       </w:r>
-      <w:hyperlink w:history="1" r:id="rId5snumz7pfzg9fvcplngoe">
+      <w:hyperlink w:history="1" r:id="rIdnh5ip7vjnribwwwiheb7g">
         <w:r>
           <w:rPr>
             <w:rStyle w:val="Hyperlink"/>
@@ -1131,7 +1131,7 @@
       <w:r>
         <w:t xml:space="preserve"> — modifié — </w:t>
       </w:r>
-      <w:hyperlink w:history="1" r:id="rIdn-gotwas2pu9rgeyo_m6b">
+      <w:hyperlink w:history="1" r:id="rIdgkfvh32voevzad2smwt9z">
         <w:r>
           <w:rPr>
             <w:rStyle w:val="Hyperlink"/>
@@ -1168,7 +1168,7 @@
       <w:r>
         <w:t xml:space="preserve"> — modifié — </w:t>
       </w:r>
-      <w:hyperlink w:history="1" r:id="rIdg4kvcx4yx0-tg92qlsss6">
+      <w:hyperlink w:history="1" r:id="rIdcxoco9hgwegctylwdvzji">
         <w:r>
           <w:rPr>
             <w:rStyle w:val="Hyperlink"/>
@@ -1205,7 +1205,7 @@
       <w:r>
         <w:t xml:space="preserve"> — modifié — </w:t>
       </w:r>
-      <w:hyperlink w:history="1" r:id="rIdh-mwfopkjds1upsupyjp9">
+      <w:hyperlink w:history="1" r:id="rId2xra93nk2izjc1fwopeiq">
         <w:r>
           <w:rPr>
             <w:rStyle w:val="Hyperlink"/>
@@ -1234,7 +1234,7 @@
       <w:r>
         <w:t xml:space="preserve"> — modifié — </w:t>
       </w:r>
-      <w:hyperlink w:history="1" r:id="rIdraqniy4ly7ybond95edjy">
+      <w:hyperlink w:history="1" r:id="rId-oux5aw4bvzb2wjea9sxt">
         <w:r>
           <w:rPr>
             <w:rStyle w:val="Hyperlink"/>
@@ -1263,7 +1263,7 @@
       <w:r>
         <w:t xml:space="preserve"> — modifié — </w:t>
       </w:r>
-      <w:hyperlink w:history="1" r:id="rIdyr0lknuh6hhgiozjytsac">
+      <w:hyperlink w:history="1" r:id="rIdqowm9h0kdkkqfs_owlfh-">
         <w:r>
           <w:rPr>
             <w:rStyle w:val="Hyperlink"/>

--- a/docs/developpement/phases/word/PHASE_21_BACK_OFFICE_EDITEUR_NIVEAU_1.docx
+++ b/docs/developpement/phases/word/PHASE_21_BACK_OFFICE_EDITEUR_NIVEAU_1.docx
@@ -20,7 +20,7 @@
       <w:r>
         <w:t xml:space="preserve">FlaiX Expert · dossier de développement · généré le 2026-10-04 depuis le dépôt </w:t>
       </w:r>
-      <w:hyperlink w:history="1" r:id="rId6akhiifx-dh9yphzo_bzl">
+      <w:hyperlink w:history="1" r:id="rIdxrrcfbbqqcjo6vakha-8l">
         <w:r>
           <w:rPr>
             <w:rStyle w:val="Hyperlink"/>
@@ -712,7 +712,7 @@
           <w:numId w:val="2"/>
         </w:numPr>
       </w:pPr>
-      <w:hyperlink w:history="1" r:id="rIdqhhzuvstnugkuquk_7grs">
+      <w:hyperlink w:history="1" r:id="rIdimgfbad2dtig9hm1itiws">
         <w:r>
           <w:rPr>
             <w:rStyle w:val="Hyperlink"/>
@@ -732,7 +732,7 @@
           <w:numId w:val="2"/>
         </w:numPr>
       </w:pPr>
-      <w:hyperlink w:history="1" r:id="rIdi2ytjddzqhakctcyz95ns">
+      <w:hyperlink w:history="1" r:id="rIdkbwtiz8vaf5madegmi6xf">
         <w:r>
           <w:rPr>
             <w:rStyle w:val="Hyperlink"/>
@@ -780,7 +780,7 @@
       <w:r>
         <w:t xml:space="preserve"> — créé — </w:t>
       </w:r>
-      <w:hyperlink w:history="1" r:id="rIdquroyjc51ntgackyblhas">
+      <w:hyperlink w:history="1" r:id="rIdbltx77a3poxx633m5vxdw">
         <w:r>
           <w:rPr>
             <w:rStyle w:val="Hyperlink"/>
@@ -817,7 +817,7 @@
       <w:r>
         <w:t xml:space="preserve"> — créé — </w:t>
       </w:r>
-      <w:hyperlink w:history="1" r:id="rIdomjqizaehabmxfqcvwmk6">
+      <w:hyperlink w:history="1" r:id="rIds5jknad7iemxuf601ejz6">
         <w:r>
           <w:rPr>
             <w:rStyle w:val="Hyperlink"/>
@@ -854,7 +854,7 @@
       <w:r>
         <w:t xml:space="preserve"> — créé — </w:t>
       </w:r>
-      <w:hyperlink w:history="1" r:id="rIddefnd9t_2oowj2awrb2uv">
+      <w:hyperlink w:history="1" r:id="rIdeggppghof9kjh0hlrthit">
         <w:r>
           <w:rPr>
             <w:rStyle w:val="Hyperlink"/>
@@ -883,7 +883,7 @@
       <w:r>
         <w:t xml:space="preserve"> — modifié — </w:t>
       </w:r>
-      <w:hyperlink w:history="1" r:id="rIdamh6mburxgnztlht3yrrb">
+      <w:hyperlink w:history="1" r:id="rIdiujm04tg9zbncqnkaoxpk">
         <w:r>
           <w:rPr>
             <w:rStyle w:val="Hyperlink"/>
@@ -912,7 +912,7 @@
       <w:r>
         <w:t xml:space="preserve"> — modifié — </w:t>
       </w:r>
-      <w:hyperlink w:history="1" r:id="rIdkzarj_9_5fi_jncr7jmmp">
+      <w:hyperlink w:history="1" r:id="rIdkksxbm0alftqqk9hmxj3i">
         <w:r>
           <w:rPr>
             <w:rStyle w:val="Hyperlink"/>
@@ -949,7 +949,7 @@
       <w:r>
         <w:t xml:space="preserve"> — modifié — </w:t>
       </w:r>
-      <w:hyperlink w:history="1" r:id="rIdklaahav-bytiuhwmug7ww">
+      <w:hyperlink w:history="1" r:id="rIdawvzykrpzmra1itfquk6_">
         <w:r>
           <w:rPr>
             <w:rStyle w:val="Hyperlink"/>
@@ -978,7 +978,7 @@
       <w:r>
         <w:t xml:space="preserve"> — créé — </w:t>
       </w:r>
-      <w:hyperlink w:history="1" r:id="rIdnktnynhj8lajah-dyvcjw">
+      <w:hyperlink w:history="1" r:id="rIdu5fqm70o9elezdggbylcv">
         <w:r>
           <w:rPr>
             <w:rStyle w:val="Hyperlink"/>
@@ -1007,7 +1007,7 @@
       <w:r>
         <w:t xml:space="preserve"> — modifié — </w:t>
       </w:r>
-      <w:hyperlink w:history="1" r:id="rIdftv5zm7l_viru1p4vurke">
+      <w:hyperlink w:history="1" r:id="rIdt-lib55dj65gkglrexiz9">
         <w:r>
           <w:rPr>
             <w:rStyle w:val="Hyperlink"/>
@@ -1036,7 +1036,7 @@
       <w:r>
         <w:t xml:space="preserve"> — modifié — </w:t>
       </w:r>
-      <w:hyperlink w:history="1" r:id="rIdqo8b6va4jr6i48ntnlrve">
+      <w:hyperlink w:history="1" r:id="rIdfm3ja3evparkxphryrouf">
         <w:r>
           <w:rPr>
             <w:rStyle w:val="Hyperlink"/>
@@ -1073,7 +1073,7 @@
       <w:r>
         <w:t xml:space="preserve"> — modifié — </w:t>
       </w:r>
-      <w:hyperlink w:history="1" r:id="rIdj8hde1kkbjguda0njnepf">
+      <w:hyperlink w:history="1" r:id="rIddpdekoj6vhogngonalbot">
         <w:r>
           <w:rPr>
             <w:rStyle w:val="Hyperlink"/>
@@ -1102,7 +1102,7 @@
       <w:r>
         <w:t xml:space="preserve"> — créé — </w:t>
       </w:r>
-      <w:hyperlink w:history="1" r:id="rIdnh5ip7vjnribwwwiheb7g">
+      <w:hyperlink w:history="1" r:id="rIdkz68bjrnnadvap0neggsh">
         <w:r>
           <w:rPr>
             <w:rStyle w:val="Hyperlink"/>
@@ -1131,7 +1131,7 @@
       <w:r>
         <w:t xml:space="preserve"> — modifié — </w:t>
       </w:r>
-      <w:hyperlink w:history="1" r:id="rIdgkfvh32voevzad2smwt9z">
+      <w:hyperlink w:history="1" r:id="rId5g5qn8lhqeljianpwf1u-">
         <w:r>
           <w:rPr>
             <w:rStyle w:val="Hyperlink"/>
@@ -1168,7 +1168,7 @@
       <w:r>
         <w:t xml:space="preserve"> — modifié — </w:t>
       </w:r>
-      <w:hyperlink w:history="1" r:id="rIdcxoco9hgwegctylwdvzji">
+      <w:hyperlink w:history="1" r:id="rIdladpsefgr67abb_99cuor">
         <w:r>
           <w:rPr>
             <w:rStyle w:val="Hyperlink"/>
@@ -1205,7 +1205,7 @@
       <w:r>
         <w:t xml:space="preserve"> — modifié — </w:t>
       </w:r>
-      <w:hyperlink w:history="1" r:id="rId2xra93nk2izjc1fwopeiq">
+      <w:hyperlink w:history="1" r:id="rIdwobizjcwhb9fi21eikjd4">
         <w:r>
           <w:rPr>
             <w:rStyle w:val="Hyperlink"/>
@@ -1234,7 +1234,7 @@
       <w:r>
         <w:t xml:space="preserve"> — modifié — </w:t>
       </w:r>
-      <w:hyperlink w:history="1" r:id="rId-oux5aw4bvzb2wjea9sxt">
+      <w:hyperlink w:history="1" r:id="rIduj11g_mi5cqnesdecsqjl">
         <w:r>
           <w:rPr>
             <w:rStyle w:val="Hyperlink"/>
@@ -1263,7 +1263,7 @@
       <w:r>
         <w:t xml:space="preserve"> — modifié — </w:t>
       </w:r>
-      <w:hyperlink w:history="1" r:id="rIdqowm9h0kdkkqfs_owlfh-">
+      <w:hyperlink w:history="1" r:id="rId3bsawvqjroanymj8iqmce">
         <w:r>
           <w:rPr>
             <w:rStyle w:val="Hyperlink"/>

--- a/docs/developpement/phases/word/PHASE_21_BACK_OFFICE_EDITEUR_NIVEAU_1.docx
+++ b/docs/developpement/phases/word/PHASE_21_BACK_OFFICE_EDITEUR_NIVEAU_1.docx
@@ -20,7 +20,7 @@
       <w:r>
         <w:t xml:space="preserve">FlaiX Expert · dossier de développement · généré le 2026-10-04 depuis le dépôt </w:t>
       </w:r>
-      <w:hyperlink w:history="1" r:id="rIdxrrcfbbqqcjo6vakha-8l">
+      <w:hyperlink w:history="1" r:id="rId97trkiv9uj9awwoox9pai">
         <w:r>
           <w:rPr>
             <w:rStyle w:val="Hyperlink"/>
@@ -712,7 +712,7 @@
           <w:numId w:val="2"/>
         </w:numPr>
       </w:pPr>
-      <w:hyperlink w:history="1" r:id="rIdimgfbad2dtig9hm1itiws">
+      <w:hyperlink w:history="1" r:id="rIdm96ath8vz9edqx0wdk-qn">
         <w:r>
           <w:rPr>
             <w:rStyle w:val="Hyperlink"/>
@@ -732,7 +732,7 @@
           <w:numId w:val="2"/>
         </w:numPr>
       </w:pPr>
-      <w:hyperlink w:history="1" r:id="rIdkbwtiz8vaf5madegmi6xf">
+      <w:hyperlink w:history="1" r:id="rIduxkt3-jtdgqeqhzrg5l6h">
         <w:r>
           <w:rPr>
             <w:rStyle w:val="Hyperlink"/>
@@ -780,7 +780,7 @@
       <w:r>
         <w:t xml:space="preserve"> — créé — </w:t>
       </w:r>
-      <w:hyperlink w:history="1" r:id="rIdbltx77a3poxx633m5vxdw">
+      <w:hyperlink w:history="1" r:id="rIds5yc6jmip2m5nu-n5eyyf">
         <w:r>
           <w:rPr>
             <w:rStyle w:val="Hyperlink"/>
@@ -817,7 +817,7 @@
       <w:r>
         <w:t xml:space="preserve"> — créé — </w:t>
       </w:r>
-      <w:hyperlink w:history="1" r:id="rIds5jknad7iemxuf601ejz6">
+      <w:hyperlink w:history="1" r:id="rIdh-vnvccxiauxe8anvjmur">
         <w:r>
           <w:rPr>
             <w:rStyle w:val="Hyperlink"/>
@@ -854,7 +854,7 @@
       <w:r>
         <w:t xml:space="preserve"> — créé — </w:t>
       </w:r>
-      <w:hyperlink w:history="1" r:id="rIdeggppghof9kjh0hlrthit">
+      <w:hyperlink w:history="1" r:id="rIdumkwdlwgdnc9hblecft-1">
         <w:r>
           <w:rPr>
             <w:rStyle w:val="Hyperlink"/>
@@ -883,7 +883,7 @@
       <w:r>
         <w:t xml:space="preserve"> — modifié — </w:t>
       </w:r>
-      <w:hyperlink w:history="1" r:id="rIdiujm04tg9zbncqnkaoxpk">
+      <w:hyperlink w:history="1" r:id="rIdttmyaqywyx5glikbbyy_m">
         <w:r>
           <w:rPr>
             <w:rStyle w:val="Hyperlink"/>
@@ -912,7 +912,7 @@
       <w:r>
         <w:t xml:space="preserve"> — modifié — </w:t>
       </w:r>
-      <w:hyperlink w:history="1" r:id="rIdkksxbm0alftqqk9hmxj3i">
+      <w:hyperlink w:history="1" r:id="rIdjkl4ivkzih94r0dooabv4">
         <w:r>
           <w:rPr>
             <w:rStyle w:val="Hyperlink"/>
@@ -949,7 +949,7 @@
       <w:r>
         <w:t xml:space="preserve"> — modifié — </w:t>
       </w:r>
-      <w:hyperlink w:history="1" r:id="rIdawvzykrpzmra1itfquk6_">
+      <w:hyperlink w:history="1" r:id="rIdlkao1s_y0lkxma1ahtlen">
         <w:r>
           <w:rPr>
             <w:rStyle w:val="Hyperlink"/>
@@ -978,7 +978,7 @@
       <w:r>
         <w:t xml:space="preserve"> — créé — </w:t>
       </w:r>
-      <w:hyperlink w:history="1" r:id="rIdu5fqm70o9elezdggbylcv">
+      <w:hyperlink w:history="1" r:id="rIddfmd5ffq3kil14tmpmxu_">
         <w:r>
           <w:rPr>
             <w:rStyle w:val="Hyperlink"/>
@@ -1007,7 +1007,7 @@
       <w:r>
         <w:t xml:space="preserve"> — modifié — </w:t>
       </w:r>
-      <w:hyperlink w:history="1" r:id="rIdt-lib55dj65gkglrexiz9">
+      <w:hyperlink w:history="1" r:id="rIdr-i--tsihacthiu6e_hky">
         <w:r>
           <w:rPr>
             <w:rStyle w:val="Hyperlink"/>
@@ -1036,7 +1036,7 @@
       <w:r>
         <w:t xml:space="preserve"> — modifié — </w:t>
       </w:r>
-      <w:hyperlink w:history="1" r:id="rIdfm3ja3evparkxphryrouf">
+      <w:hyperlink w:history="1" r:id="rIdksw-vh0ddgfwmakqnmzir">
         <w:r>
           <w:rPr>
             <w:rStyle w:val="Hyperlink"/>
@@ -1073,7 +1073,7 @@
       <w:r>
         <w:t xml:space="preserve"> — modifié — </w:t>
       </w:r>
-      <w:hyperlink w:history="1" r:id="rIddpdekoj6vhogngonalbot">
+      <w:hyperlink w:history="1" r:id="rIdycaek332s9fxuzmmml0zy">
         <w:r>
           <w:rPr>
             <w:rStyle w:val="Hyperlink"/>
@@ -1102,7 +1102,7 @@
       <w:r>
         <w:t xml:space="preserve"> — créé — </w:t>
       </w:r>
-      <w:hyperlink w:history="1" r:id="rIdkz68bjrnnadvap0neggsh">
+      <w:hyperlink w:history="1" r:id="rIdthziaj_ze9pkthkgx62z9">
         <w:r>
           <w:rPr>
             <w:rStyle w:val="Hyperlink"/>
@@ -1131,7 +1131,7 @@
       <w:r>
         <w:t xml:space="preserve"> — modifié — </w:t>
       </w:r>
-      <w:hyperlink w:history="1" r:id="rId5g5qn8lhqeljianpwf1u-">
+      <w:hyperlink w:history="1" r:id="rIdirjwqejk_n1zh_shadpxu">
         <w:r>
           <w:rPr>
             <w:rStyle w:val="Hyperlink"/>
@@ -1168,7 +1168,7 @@
       <w:r>
         <w:t xml:space="preserve"> — modifié — </w:t>
       </w:r>
-      <w:hyperlink w:history="1" r:id="rIdladpsefgr67abb_99cuor">
+      <w:hyperlink w:history="1" r:id="rIdyypb4rswbkofmq8jhupy-">
         <w:r>
           <w:rPr>
             <w:rStyle w:val="Hyperlink"/>
@@ -1205,7 +1205,7 @@
       <w:r>
         <w:t xml:space="preserve"> — modifié — </w:t>
       </w:r>
-      <w:hyperlink w:history="1" r:id="rIdwobizjcwhb9fi21eikjd4">
+      <w:hyperlink w:history="1" r:id="rId3bjyvbohqeso0fiqvx5bf">
         <w:r>
           <w:rPr>
             <w:rStyle w:val="Hyperlink"/>
@@ -1234,7 +1234,7 @@
       <w:r>
         <w:t xml:space="preserve"> — modifié — </w:t>
       </w:r>
-      <w:hyperlink w:history="1" r:id="rIduj11g_mi5cqnesdecsqjl">
+      <w:hyperlink w:history="1" r:id="rIdbnknrx4qi5fds7e6jmbxo">
         <w:r>
           <w:rPr>
             <w:rStyle w:val="Hyperlink"/>
@@ -1263,7 +1263,7 @@
       <w:r>
         <w:t xml:space="preserve"> — modifié — </w:t>
       </w:r>
-      <w:hyperlink w:history="1" r:id="rId3bsawvqjroanymj8iqmce">
+      <w:hyperlink w:history="1" r:id="rId4seelj-xsg_kyyuih_1at">
         <w:r>
           <w:rPr>
             <w:rStyle w:val="Hyperlink"/>

--- a/docs/developpement/phases/word/PHASE_21_BACK_OFFICE_EDITEUR_NIVEAU_1.docx
+++ b/docs/developpement/phases/word/PHASE_21_BACK_OFFICE_EDITEUR_NIVEAU_1.docx
@@ -20,7 +20,7 @@
       <w:r>
         <w:t xml:space="preserve">FlaiX Expert · dossier de développement · généré le 2026-10-04 depuis le dépôt </w:t>
       </w:r>
-      <w:hyperlink w:history="1" r:id="rId97trkiv9uj9awwoox9pai">
+      <w:hyperlink w:history="1" r:id="rIdscnhurcbrzpa3npdtzuau">
         <w:r>
           <w:rPr>
             <w:rStyle w:val="Hyperlink"/>
@@ -712,7 +712,7 @@
           <w:numId w:val="2"/>
         </w:numPr>
       </w:pPr>
-      <w:hyperlink w:history="1" r:id="rIdm96ath8vz9edqx0wdk-qn">
+      <w:hyperlink w:history="1" r:id="rIdcfai-wapiixokrhsn3kfh">
         <w:r>
           <w:rPr>
             <w:rStyle w:val="Hyperlink"/>
@@ -732,7 +732,7 @@
           <w:numId w:val="2"/>
         </w:numPr>
       </w:pPr>
-      <w:hyperlink w:history="1" r:id="rIduxkt3-jtdgqeqhzrg5l6h">
+      <w:hyperlink w:history="1" r:id="rIdli7jzguxfyuht9nmygknd">
         <w:r>
           <w:rPr>
             <w:rStyle w:val="Hyperlink"/>
@@ -780,7 +780,7 @@
       <w:r>
         <w:t xml:space="preserve"> — créé — </w:t>
       </w:r>
-      <w:hyperlink w:history="1" r:id="rIds5yc6jmip2m5nu-n5eyyf">
+      <w:hyperlink w:history="1" r:id="rIdxyt1y3a6bltsfx6udouyr">
         <w:r>
           <w:rPr>
             <w:rStyle w:val="Hyperlink"/>
@@ -817,7 +817,7 @@
       <w:r>
         <w:t xml:space="preserve"> — créé — </w:t>
       </w:r>
-      <w:hyperlink w:history="1" r:id="rIdh-vnvccxiauxe8anvjmur">
+      <w:hyperlink w:history="1" r:id="rIdrtkjkizklapsgzyorvoys">
         <w:r>
           <w:rPr>
             <w:rStyle w:val="Hyperlink"/>
@@ -854,7 +854,7 @@
       <w:r>
         <w:t xml:space="preserve"> — créé — </w:t>
       </w:r>
-      <w:hyperlink w:history="1" r:id="rIdumkwdlwgdnc9hblecft-1">
+      <w:hyperlink w:history="1" r:id="rIdl4mdo2246pdbu96ch3vhg">
         <w:r>
           <w:rPr>
             <w:rStyle w:val="Hyperlink"/>
@@ -883,7 +883,7 @@
       <w:r>
         <w:t xml:space="preserve"> — modifié — </w:t>
       </w:r>
-      <w:hyperlink w:history="1" r:id="rIdttmyaqywyx5glikbbyy_m">
+      <w:hyperlink w:history="1" r:id="rIdi8lj-4szk8ijxgfs3kf5a">
         <w:r>
           <w:rPr>
             <w:rStyle w:val="Hyperlink"/>
@@ -912,7 +912,7 @@
       <w:r>
         <w:t xml:space="preserve"> — modifié — </w:t>
       </w:r>
-      <w:hyperlink w:history="1" r:id="rIdjkl4ivkzih94r0dooabv4">
+      <w:hyperlink w:history="1" r:id="rId-zmly3qirbl8g8v03giq3">
         <w:r>
           <w:rPr>
             <w:rStyle w:val="Hyperlink"/>
@@ -949,7 +949,7 @@
       <w:r>
         <w:t xml:space="preserve"> — modifié — </w:t>
       </w:r>
-      <w:hyperlink w:history="1" r:id="rIdlkao1s_y0lkxma1ahtlen">
+      <w:hyperlink w:history="1" r:id="rId3xhga4t4wlewrw5_c_zch">
         <w:r>
           <w:rPr>
             <w:rStyle w:val="Hyperlink"/>
@@ -978,7 +978,7 @@
       <w:r>
         <w:t xml:space="preserve"> — créé — </w:t>
       </w:r>
-      <w:hyperlink w:history="1" r:id="rIddfmd5ffq3kil14tmpmxu_">
+      <w:hyperlink w:history="1" r:id="rId67q2smcimq2wmwjjuaeyv">
         <w:r>
           <w:rPr>
             <w:rStyle w:val="Hyperlink"/>
@@ -1007,7 +1007,7 @@
       <w:r>
         <w:t xml:space="preserve"> — modifié — </w:t>
       </w:r>
-      <w:hyperlink w:history="1" r:id="rIdr-i--tsihacthiu6e_hky">
+      <w:hyperlink w:history="1" r:id="rIdeknae-c-0tqfhf4z6djru">
         <w:r>
           <w:rPr>
             <w:rStyle w:val="Hyperlink"/>
@@ -1036,7 +1036,7 @@
       <w:r>
         <w:t xml:space="preserve"> — modifié — </w:t>
       </w:r>
-      <w:hyperlink w:history="1" r:id="rIdksw-vh0ddgfwmakqnmzir">
+      <w:hyperlink w:history="1" r:id="rIdmbudvwunbfmcrewi8qtdm">
         <w:r>
           <w:rPr>
             <w:rStyle w:val="Hyperlink"/>
@@ -1073,7 +1073,7 @@
       <w:r>
         <w:t xml:space="preserve"> — modifié — </w:t>
       </w:r>
-      <w:hyperlink w:history="1" r:id="rIdycaek332s9fxuzmmml0zy">
+      <w:hyperlink w:history="1" r:id="rIdxioktnd9blgowuoac80_w">
         <w:r>
           <w:rPr>
             <w:rStyle w:val="Hyperlink"/>
@@ -1102,7 +1102,7 @@
       <w:r>
         <w:t xml:space="preserve"> — créé — </w:t>
       </w:r>
-      <w:hyperlink w:history="1" r:id="rIdthziaj_ze9pkthkgx62z9">
+      <w:hyperlink w:history="1" r:id="rIdzc96xkalsaqsrjzhe7sry">
         <w:r>
           <w:rPr>
             <w:rStyle w:val="Hyperlink"/>
@@ -1131,7 +1131,7 @@
       <w:r>
         <w:t xml:space="preserve"> — modifié — </w:t>
       </w:r>
-      <w:hyperlink w:history="1" r:id="rIdirjwqejk_n1zh_shadpxu">
+      <w:hyperlink w:history="1" r:id="rId-4koy6ouijeo1qw8swkmv">
         <w:r>
           <w:rPr>
             <w:rStyle w:val="Hyperlink"/>
@@ -1168,7 +1168,7 @@
       <w:r>
         <w:t xml:space="preserve"> — modifié — </w:t>
       </w:r>
-      <w:hyperlink w:history="1" r:id="rIdyypb4rswbkofmq8jhupy-">
+      <w:hyperlink w:history="1" r:id="rIdv27cwd6zln3vbuiyqodz9">
         <w:r>
           <w:rPr>
             <w:rStyle w:val="Hyperlink"/>
@@ -1205,7 +1205,7 @@
       <w:r>
         <w:t xml:space="preserve"> — modifié — </w:t>
       </w:r>
-      <w:hyperlink w:history="1" r:id="rId3bjyvbohqeso0fiqvx5bf">
+      <w:hyperlink w:history="1" r:id="rIdf26zaqj75hcwaza9vfrei">
         <w:r>
           <w:rPr>
             <w:rStyle w:val="Hyperlink"/>
@@ -1234,7 +1234,7 @@
       <w:r>
         <w:t xml:space="preserve"> — modifié — </w:t>
       </w:r>
-      <w:hyperlink w:history="1" r:id="rIdbnknrx4qi5fds7e6jmbxo">
+      <w:hyperlink w:history="1" r:id="rId8seyhwg366dt9xm8pzsva">
         <w:r>
           <w:rPr>
             <w:rStyle w:val="Hyperlink"/>
@@ -1263,7 +1263,7 @@
       <w:r>
         <w:t xml:space="preserve"> — modifié — </w:t>
       </w:r>
-      <w:hyperlink w:history="1" r:id="rId4seelj-xsg_kyyuih_1at">
+      <w:hyperlink w:history="1" r:id="rIdhm8amdpce1e-ps5g_ikgu">
         <w:r>
           <w:rPr>
             <w:rStyle w:val="Hyperlink"/>

--- a/docs/developpement/phases/word/PHASE_21_BACK_OFFICE_EDITEUR_NIVEAU_1.docx
+++ b/docs/developpement/phases/word/PHASE_21_BACK_OFFICE_EDITEUR_NIVEAU_1.docx
@@ -20,7 +20,7 @@
       <w:r>
         <w:t xml:space="preserve">FlaiX Expert · dossier de développement · généré le 2026-10-04 depuis le dépôt </w:t>
       </w:r>
-      <w:hyperlink w:history="1" r:id="rIdscnhurcbrzpa3npdtzuau">
+      <w:hyperlink w:history="1" r:id="rId-qumce-_8p-tkana3mel4">
         <w:r>
           <w:rPr>
             <w:rStyle w:val="Hyperlink"/>
@@ -712,7 +712,7 @@
           <w:numId w:val="2"/>
         </w:numPr>
       </w:pPr>
-      <w:hyperlink w:history="1" r:id="rIdcfai-wapiixokrhsn3kfh">
+      <w:hyperlink w:history="1" r:id="rIduwqdumi2d06eeowyqlpmv">
         <w:r>
           <w:rPr>
             <w:rStyle w:val="Hyperlink"/>
@@ -732,7 +732,7 @@
           <w:numId w:val="2"/>
         </w:numPr>
       </w:pPr>
-      <w:hyperlink w:history="1" r:id="rIdli7jzguxfyuht9nmygknd">
+      <w:hyperlink w:history="1" r:id="rIdh5pexynca0ocvobv3grgb">
         <w:r>
           <w:rPr>
             <w:rStyle w:val="Hyperlink"/>
@@ -780,7 +780,7 @@
       <w:r>
         <w:t xml:space="preserve"> — créé — </w:t>
       </w:r>
-      <w:hyperlink w:history="1" r:id="rIdxyt1y3a6bltsfx6udouyr">
+      <w:hyperlink w:history="1" r:id="rIdls0j1yrice02rvrbqux2e">
         <w:r>
           <w:rPr>
             <w:rStyle w:val="Hyperlink"/>
@@ -817,7 +817,7 @@
       <w:r>
         <w:t xml:space="preserve"> — créé — </w:t>
       </w:r>
-      <w:hyperlink w:history="1" r:id="rIdrtkjkizklapsgzyorvoys">
+      <w:hyperlink w:history="1" r:id="rIdlgx4h6poll98w5tirbpk9">
         <w:r>
           <w:rPr>
             <w:rStyle w:val="Hyperlink"/>
@@ -854,7 +854,7 @@
       <w:r>
         <w:t xml:space="preserve"> — créé — </w:t>
       </w:r>
-      <w:hyperlink w:history="1" r:id="rIdl4mdo2246pdbu96ch3vhg">
+      <w:hyperlink w:history="1" r:id="rIdkzc2peurpavsyikf8fqt0">
         <w:r>
           <w:rPr>
             <w:rStyle w:val="Hyperlink"/>
@@ -883,7 +883,7 @@
       <w:r>
         <w:t xml:space="preserve"> — modifié — </w:t>
       </w:r>
-      <w:hyperlink w:history="1" r:id="rIdi8lj-4szk8ijxgfs3kf5a">
+      <w:hyperlink w:history="1" r:id="rIdhsblvd1msyh3qkzrrwyfe">
         <w:r>
           <w:rPr>
             <w:rStyle w:val="Hyperlink"/>
@@ -912,7 +912,7 @@
       <w:r>
         <w:t xml:space="preserve"> — modifié — </w:t>
       </w:r>
-      <w:hyperlink w:history="1" r:id="rId-zmly3qirbl8g8v03giq3">
+      <w:hyperlink w:history="1" r:id="rIdphhpez6kcmxsl5wyhn5zy">
         <w:r>
           <w:rPr>
             <w:rStyle w:val="Hyperlink"/>
@@ -949,7 +949,7 @@
       <w:r>
         <w:t xml:space="preserve"> — modifié — </w:t>
       </w:r>
-      <w:hyperlink w:history="1" r:id="rId3xhga4t4wlewrw5_c_zch">
+      <w:hyperlink w:history="1" r:id="rIduitrxi8dk5tq1yzaejpxk">
         <w:r>
           <w:rPr>
             <w:rStyle w:val="Hyperlink"/>
@@ -978,7 +978,7 @@
       <w:r>
         <w:t xml:space="preserve"> — créé — </w:t>
       </w:r>
-      <w:hyperlink w:history="1" r:id="rId67q2smcimq2wmwjjuaeyv">
+      <w:hyperlink w:history="1" r:id="rIdaqkwojktquh8l8zrsba_6">
         <w:r>
           <w:rPr>
             <w:rStyle w:val="Hyperlink"/>
@@ -1007,7 +1007,7 @@
       <w:r>
         <w:t xml:space="preserve"> — modifié — </w:t>
       </w:r>
-      <w:hyperlink w:history="1" r:id="rIdeknae-c-0tqfhf4z6djru">
+      <w:hyperlink w:history="1" r:id="rId3ydnugw8jj2vpwkimk2fg">
         <w:r>
           <w:rPr>
             <w:rStyle w:val="Hyperlink"/>
@@ -1036,7 +1036,7 @@
       <w:r>
         <w:t xml:space="preserve"> — modifié — </w:t>
       </w:r>
-      <w:hyperlink w:history="1" r:id="rIdmbudvwunbfmcrewi8qtdm">
+      <w:hyperlink w:history="1" r:id="rIdmtxicklme2dvpo_ltsmko">
         <w:r>
           <w:rPr>
             <w:rStyle w:val="Hyperlink"/>
@@ -1073,7 +1073,7 @@
       <w:r>
         <w:t xml:space="preserve"> — modifié — </w:t>
       </w:r>
-      <w:hyperlink w:history="1" r:id="rIdxioktnd9blgowuoac80_w">
+      <w:hyperlink w:history="1" r:id="rIdrlsjdauuuypvej1gcmn6x">
         <w:r>
           <w:rPr>
             <w:rStyle w:val="Hyperlink"/>
@@ -1102,7 +1102,7 @@
       <w:r>
         <w:t xml:space="preserve"> — créé — </w:t>
       </w:r>
-      <w:hyperlink w:history="1" r:id="rIdzc96xkalsaqsrjzhe7sry">
+      <w:hyperlink w:history="1" r:id="rIdjqcj3izqhq8vie1pvg0tx">
         <w:r>
           <w:rPr>
             <w:rStyle w:val="Hyperlink"/>
@@ -1131,7 +1131,7 @@
       <w:r>
         <w:t xml:space="preserve"> — modifié — </w:t>
       </w:r>
-      <w:hyperlink w:history="1" r:id="rId-4koy6ouijeo1qw8swkmv">
+      <w:hyperlink w:history="1" r:id="rIdo_1bdpdbn1ophqgpxvxg4">
         <w:r>
           <w:rPr>
             <w:rStyle w:val="Hyperlink"/>
@@ -1168,7 +1168,7 @@
       <w:r>
         <w:t xml:space="preserve"> — modifié — </w:t>
       </w:r>
-      <w:hyperlink w:history="1" r:id="rIdv27cwd6zln3vbuiyqodz9">
+      <w:hyperlink w:history="1" r:id="rIdc5mpg0z-zj3bk6zxf3kbi">
         <w:r>
           <w:rPr>
             <w:rStyle w:val="Hyperlink"/>
@@ -1205,7 +1205,7 @@
       <w:r>
         <w:t xml:space="preserve"> — modifié — </w:t>
       </w:r>
-      <w:hyperlink w:history="1" r:id="rIdf26zaqj75hcwaza9vfrei">
+      <w:hyperlink w:history="1" r:id="rId8c6mb9lvuro56gvlcefbw">
         <w:r>
           <w:rPr>
             <w:rStyle w:val="Hyperlink"/>
@@ -1234,7 +1234,7 @@
       <w:r>
         <w:t xml:space="preserve"> — modifié — </w:t>
       </w:r>
-      <w:hyperlink w:history="1" r:id="rId8seyhwg366dt9xm8pzsva">
+      <w:hyperlink w:history="1" r:id="rIdygka69n6vjo41m3yv4wg9">
         <w:r>
           <w:rPr>
             <w:rStyle w:val="Hyperlink"/>
@@ -1263,7 +1263,7 @@
       <w:r>
         <w:t xml:space="preserve"> — modifié — </w:t>
       </w:r>
-      <w:hyperlink w:history="1" r:id="rIdhm8amdpce1e-ps5g_ikgu">
+      <w:hyperlink w:history="1" r:id="rIda0uzegfclacqcrkeupf6f">
         <w:r>
           <w:rPr>
             <w:rStyle w:val="Hyperlink"/>

--- a/docs/developpement/phases/word/PHASE_21_BACK_OFFICE_EDITEUR_NIVEAU_1.docx
+++ b/docs/developpement/phases/word/PHASE_21_BACK_OFFICE_EDITEUR_NIVEAU_1.docx
@@ -20,7 +20,7 @@
       <w:r>
         <w:t xml:space="preserve">FlaiX Expert · dossier de développement · généré le 2026-10-04 depuis le dépôt </w:t>
       </w:r>
-      <w:hyperlink w:history="1" r:id="rId-qumce-_8p-tkana3mel4">
+      <w:hyperlink w:history="1" r:id="rIdlg2nj3lunv6ay8cjs_jwl">
         <w:r>
           <w:rPr>
             <w:rStyle w:val="Hyperlink"/>
@@ -712,7 +712,7 @@
           <w:numId w:val="2"/>
         </w:numPr>
       </w:pPr>
-      <w:hyperlink w:history="1" r:id="rIduwqdumi2d06eeowyqlpmv">
+      <w:hyperlink w:history="1" r:id="rId1capxnee0-f4h1ogyvr_i">
         <w:r>
           <w:rPr>
             <w:rStyle w:val="Hyperlink"/>
@@ -732,7 +732,7 @@
           <w:numId w:val="2"/>
         </w:numPr>
       </w:pPr>
-      <w:hyperlink w:history="1" r:id="rIdh5pexynca0ocvobv3grgb">
+      <w:hyperlink w:history="1" r:id="rIdptifoz3bcetdeg9c-3tcy">
         <w:r>
           <w:rPr>
             <w:rStyle w:val="Hyperlink"/>
@@ -780,7 +780,7 @@
       <w:r>
         <w:t xml:space="preserve"> — créé — </w:t>
       </w:r>
-      <w:hyperlink w:history="1" r:id="rIdls0j1yrice02rvrbqux2e">
+      <w:hyperlink w:history="1" r:id="rIddx2anbofyikhsximnvxtu">
         <w:r>
           <w:rPr>
             <w:rStyle w:val="Hyperlink"/>
@@ -817,7 +817,7 @@
       <w:r>
         <w:t xml:space="preserve"> — créé — </w:t>
       </w:r>
-      <w:hyperlink w:history="1" r:id="rIdlgx4h6poll98w5tirbpk9">
+      <w:hyperlink w:history="1" r:id="rIdyuuexalodxtqmuki8uz1q">
         <w:r>
           <w:rPr>
             <w:rStyle w:val="Hyperlink"/>
@@ -854,7 +854,7 @@
       <w:r>
         <w:t xml:space="preserve"> — créé — </w:t>
       </w:r>
-      <w:hyperlink w:history="1" r:id="rIdkzc2peurpavsyikf8fqt0">
+      <w:hyperlink w:history="1" r:id="rId3t4pz18wn5ebibgvbygqh">
         <w:r>
           <w:rPr>
             <w:rStyle w:val="Hyperlink"/>
@@ -883,7 +883,7 @@
       <w:r>
         <w:t xml:space="preserve"> — modifié — </w:t>
       </w:r>
-      <w:hyperlink w:history="1" r:id="rIdhsblvd1msyh3qkzrrwyfe">
+      <w:hyperlink w:history="1" r:id="rIdg8gwx1laquvzcrbl6apc4">
         <w:r>
           <w:rPr>
             <w:rStyle w:val="Hyperlink"/>
@@ -912,7 +912,7 @@
       <w:r>
         <w:t xml:space="preserve"> — modifié — </w:t>
       </w:r>
-      <w:hyperlink w:history="1" r:id="rIdphhpez6kcmxsl5wyhn5zy">
+      <w:hyperlink w:history="1" r:id="rIdylf6he1e4cudgzc1fwyfb">
         <w:r>
           <w:rPr>
             <w:rStyle w:val="Hyperlink"/>
@@ -949,7 +949,7 @@
       <w:r>
         <w:t xml:space="preserve"> — modifié — </w:t>
       </w:r>
-      <w:hyperlink w:history="1" r:id="rIduitrxi8dk5tq1yzaejpxk">
+      <w:hyperlink w:history="1" r:id="rIdt6gl-lxdq-qdvgticutbu">
         <w:r>
           <w:rPr>
             <w:rStyle w:val="Hyperlink"/>
@@ -978,7 +978,7 @@
       <w:r>
         <w:t xml:space="preserve"> — créé — </w:t>
       </w:r>
-      <w:hyperlink w:history="1" r:id="rIdaqkwojktquh8l8zrsba_6">
+      <w:hyperlink w:history="1" r:id="rIdig2xl24jjrorrmsuezgrm">
         <w:r>
           <w:rPr>
             <w:rStyle w:val="Hyperlink"/>
@@ -1007,7 +1007,7 @@
       <w:r>
         <w:t xml:space="preserve"> — modifié — </w:t>
       </w:r>
-      <w:hyperlink w:history="1" r:id="rId3ydnugw8jj2vpwkimk2fg">
+      <w:hyperlink w:history="1" r:id="rIdwab35y1meuthmpb4zu-lm">
         <w:r>
           <w:rPr>
             <w:rStyle w:val="Hyperlink"/>
@@ -1036,7 +1036,7 @@
       <w:r>
         <w:t xml:space="preserve"> — modifié — </w:t>
       </w:r>
-      <w:hyperlink w:history="1" r:id="rIdmtxicklme2dvpo_ltsmko">
+      <w:hyperlink w:history="1" r:id="rIdh0wkl2qehc-gv0aypllqn">
         <w:r>
           <w:rPr>
             <w:rStyle w:val="Hyperlink"/>
@@ -1073,7 +1073,7 @@
       <w:r>
         <w:t xml:space="preserve"> — modifié — </w:t>
       </w:r>
-      <w:hyperlink w:history="1" r:id="rIdrlsjdauuuypvej1gcmn6x">
+      <w:hyperlink w:history="1" r:id="rIdtcy4pefyi-1rnb9w6d88s">
         <w:r>
           <w:rPr>
             <w:rStyle w:val="Hyperlink"/>
@@ -1102,7 +1102,7 @@
       <w:r>
         <w:t xml:space="preserve"> — créé — </w:t>
       </w:r>
-      <w:hyperlink w:history="1" r:id="rIdjqcj3izqhq8vie1pvg0tx">
+      <w:hyperlink w:history="1" r:id="rIdqbo6mi8fv5r0jtd6w4irk">
         <w:r>
           <w:rPr>
             <w:rStyle w:val="Hyperlink"/>
@@ -1131,7 +1131,7 @@
       <w:r>
         <w:t xml:space="preserve"> — modifié — </w:t>
       </w:r>
-      <w:hyperlink w:history="1" r:id="rIdo_1bdpdbn1ophqgpxvxg4">
+      <w:hyperlink w:history="1" r:id="rId3vveq6qgeysn94tlxpqku">
         <w:r>
           <w:rPr>
             <w:rStyle w:val="Hyperlink"/>
@@ -1168,7 +1168,7 @@
       <w:r>
         <w:t xml:space="preserve"> — modifié — </w:t>
       </w:r>
-      <w:hyperlink w:history="1" r:id="rIdc5mpg0z-zj3bk6zxf3kbi">
+      <w:hyperlink w:history="1" r:id="rIdekfjo_fgmfgy6vgs7okb8">
         <w:r>
           <w:rPr>
             <w:rStyle w:val="Hyperlink"/>
@@ -1205,7 +1205,7 @@
       <w:r>
         <w:t xml:space="preserve"> — modifié — </w:t>
       </w:r>
-      <w:hyperlink w:history="1" r:id="rId8c6mb9lvuro56gvlcefbw">
+      <w:hyperlink w:history="1" r:id="rIdl5b5586z1wjgcjeuq08pb">
         <w:r>
           <w:rPr>
             <w:rStyle w:val="Hyperlink"/>
@@ -1234,7 +1234,7 @@
       <w:r>
         <w:t xml:space="preserve"> — modifié — </w:t>
       </w:r>
-      <w:hyperlink w:history="1" r:id="rIdygka69n6vjo41m3yv4wg9">
+      <w:hyperlink w:history="1" r:id="rIdkpgpciouhtad-tkemnond">
         <w:r>
           <w:rPr>
             <w:rStyle w:val="Hyperlink"/>
@@ -1263,7 +1263,7 @@
       <w:r>
         <w:t xml:space="preserve"> — modifié — </w:t>
       </w:r>
-      <w:hyperlink w:history="1" r:id="rIda0uzegfclacqcrkeupf6f">
+      <w:hyperlink w:history="1" r:id="rIdcrep30vslkt0rbuildgcz">
         <w:r>
           <w:rPr>
             <w:rStyle w:val="Hyperlink"/>

--- a/docs/developpement/phases/word/PHASE_21_BACK_OFFICE_EDITEUR_NIVEAU_1.docx
+++ b/docs/developpement/phases/word/PHASE_21_BACK_OFFICE_EDITEUR_NIVEAU_1.docx
@@ -18,9 +18,9 @@
         <w:shd w:fill="F6F3FF" w:color="auto" w:val="clear"/>
       </w:pPr>
       <w:r>
-        <w:t xml:space="preserve">FlaiX Expert · dossier de développement · généré le 2026-10-04 depuis le dépôt </w:t>
-      </w:r>
-      <w:hyperlink w:history="1" r:id="rIdlg2nj3lunv6ay8cjs_jwl">
+        <w:t xml:space="preserve">FlaiX Expert · dossier de développement · généré le 2026-10-19 depuis le dépôt </w:t>
+      </w:r>
+      <w:hyperlink w:history="1" r:id="rIdhbuo2vcnq5-kz3xkbtexb">
         <w:r>
           <w:rPr>
             <w:rStyle w:val="Hyperlink"/>
@@ -712,7 +712,7 @@
           <w:numId w:val="2"/>
         </w:numPr>
       </w:pPr>
-      <w:hyperlink w:history="1" r:id="rId1capxnee0-f4h1ogyvr_i">
+      <w:hyperlink w:history="1" r:id="rIdnof92gsonoeex2gbkflwc">
         <w:r>
           <w:rPr>
             <w:rStyle w:val="Hyperlink"/>
@@ -732,7 +732,7 @@
           <w:numId w:val="2"/>
         </w:numPr>
       </w:pPr>
-      <w:hyperlink w:history="1" r:id="rIdptifoz3bcetdeg9c-3tcy">
+      <w:hyperlink w:history="1" r:id="rIdmovz5ih_tn5ynhzvmjp1e">
         <w:r>
           <w:rPr>
             <w:rStyle w:val="Hyperlink"/>
@@ -780,7 +780,7 @@
       <w:r>
         <w:t xml:space="preserve"> — créé — </w:t>
       </w:r>
-      <w:hyperlink w:history="1" r:id="rIddx2anbofyikhsximnvxtu">
+      <w:hyperlink w:history="1" r:id="rIdelllfsnc7cfzob0axdz4q">
         <w:r>
           <w:rPr>
             <w:rStyle w:val="Hyperlink"/>
@@ -817,7 +817,7 @@
       <w:r>
         <w:t xml:space="preserve"> — créé — </w:t>
       </w:r>
-      <w:hyperlink w:history="1" r:id="rIdyuuexalodxtqmuki8uz1q">
+      <w:hyperlink w:history="1" r:id="rIds05jduxfiz5vywtjxinjh">
         <w:r>
           <w:rPr>
             <w:rStyle w:val="Hyperlink"/>
@@ -854,7 +854,7 @@
       <w:r>
         <w:t xml:space="preserve"> — créé — </w:t>
       </w:r>
-      <w:hyperlink w:history="1" r:id="rId3t4pz18wn5ebibgvbygqh">
+      <w:hyperlink w:history="1" r:id="rIdjjhayvobucrrayprr-jj0">
         <w:r>
           <w:rPr>
             <w:rStyle w:val="Hyperlink"/>
@@ -883,7 +883,7 @@
       <w:r>
         <w:t xml:space="preserve"> — modifié — </w:t>
       </w:r>
-      <w:hyperlink w:history="1" r:id="rIdg8gwx1laquvzcrbl6apc4">
+      <w:hyperlink w:history="1" r:id="rIdzigd220ua9na1cdqw9rpo">
         <w:r>
           <w:rPr>
             <w:rStyle w:val="Hyperlink"/>
@@ -912,7 +912,7 @@
       <w:r>
         <w:t xml:space="preserve"> — modifié — </w:t>
       </w:r>
-      <w:hyperlink w:history="1" r:id="rIdylf6he1e4cudgzc1fwyfb">
+      <w:hyperlink w:history="1" r:id="rId2fg7b8mj4rgsv9jpgw6vx">
         <w:r>
           <w:rPr>
             <w:rStyle w:val="Hyperlink"/>
@@ -949,7 +949,7 @@
       <w:r>
         <w:t xml:space="preserve"> — modifié — </w:t>
       </w:r>
-      <w:hyperlink w:history="1" r:id="rIdt6gl-lxdq-qdvgticutbu">
+      <w:hyperlink w:history="1" r:id="rIdyl1fomrxhoawuoxbog48x">
         <w:r>
           <w:rPr>
             <w:rStyle w:val="Hyperlink"/>
@@ -978,7 +978,7 @@
       <w:r>
         <w:t xml:space="preserve"> — créé — </w:t>
       </w:r>
-      <w:hyperlink w:history="1" r:id="rIdig2xl24jjrorrmsuezgrm">
+      <w:hyperlink w:history="1" r:id="rIdco70sskjprugfvricy9gs">
         <w:r>
           <w:rPr>
             <w:rStyle w:val="Hyperlink"/>
@@ -1007,7 +1007,7 @@
       <w:r>
         <w:t xml:space="preserve"> — modifié — </w:t>
       </w:r>
-      <w:hyperlink w:history="1" r:id="rIdwab35y1meuthmpb4zu-lm">
+      <w:hyperlink w:history="1" r:id="rIdne5zupg-zv6uhdvruseni">
         <w:r>
           <w:rPr>
             <w:rStyle w:val="Hyperlink"/>
@@ -1036,7 +1036,7 @@
       <w:r>
         <w:t xml:space="preserve"> — modifié — </w:t>
       </w:r>
-      <w:hyperlink w:history="1" r:id="rIdh0wkl2qehc-gv0aypllqn">
+      <w:hyperlink w:history="1" r:id="rIdsns5citeajwqlzpxu4w-n">
         <w:r>
           <w:rPr>
             <w:rStyle w:val="Hyperlink"/>
@@ -1073,7 +1073,7 @@
       <w:r>
         <w:t xml:space="preserve"> — modifié — </w:t>
       </w:r>
-      <w:hyperlink w:history="1" r:id="rIdtcy4pefyi-1rnb9w6d88s">
+      <w:hyperlink w:history="1" r:id="rIdzixbp62tgmbweykjx2lwt">
         <w:r>
           <w:rPr>
             <w:rStyle w:val="Hyperlink"/>
@@ -1102,7 +1102,7 @@
       <w:r>
         <w:t xml:space="preserve"> — créé — </w:t>
       </w:r>
-      <w:hyperlink w:history="1" r:id="rIdqbo6mi8fv5r0jtd6w4irk">
+      <w:hyperlink w:history="1" r:id="rIdo2bq1cjesndgkb0tf2-au">
         <w:r>
           <w:rPr>
             <w:rStyle w:val="Hyperlink"/>
@@ -1131,7 +1131,7 @@
       <w:r>
         <w:t xml:space="preserve"> — modifié — </w:t>
       </w:r>
-      <w:hyperlink w:history="1" r:id="rId3vveq6qgeysn94tlxpqku">
+      <w:hyperlink w:history="1" r:id="rId8v8h42l76lzlpuilsqcso">
         <w:r>
           <w:rPr>
             <w:rStyle w:val="Hyperlink"/>
@@ -1168,7 +1168,7 @@
       <w:r>
         <w:t xml:space="preserve"> — modifié — </w:t>
       </w:r>
-      <w:hyperlink w:history="1" r:id="rIdekfjo_fgmfgy6vgs7okb8">
+      <w:hyperlink w:history="1" r:id="rId35_vz21zzsp0h6roerjax">
         <w:r>
           <w:rPr>
             <w:rStyle w:val="Hyperlink"/>
@@ -1205,7 +1205,7 @@
       <w:r>
         <w:t xml:space="preserve"> — modifié — </w:t>
       </w:r>
-      <w:hyperlink w:history="1" r:id="rIdl5b5586z1wjgcjeuq08pb">
+      <w:hyperlink w:history="1" r:id="rIdsjwvtbmowkbrkw39iqadp">
         <w:r>
           <w:rPr>
             <w:rStyle w:val="Hyperlink"/>
@@ -1234,7 +1234,7 @@
       <w:r>
         <w:t xml:space="preserve"> — modifié — </w:t>
       </w:r>
-      <w:hyperlink w:history="1" r:id="rIdkpgpciouhtad-tkemnond">
+      <w:hyperlink w:history="1" r:id="rId8yw_-wdpbdfmilzoms9xl">
         <w:r>
           <w:rPr>
             <w:rStyle w:val="Hyperlink"/>
@@ -1263,7 +1263,7 @@
       <w:r>
         <w:t xml:space="preserve"> — modifié — </w:t>
       </w:r>
-      <w:hyperlink w:history="1" r:id="rIdcrep30vslkt0rbuildgcz">
+      <w:hyperlink w:history="1" r:id="rIdddhtv8qsz9wvbxwqcklh-">
         <w:r>
           <w:rPr>
             <w:rStyle w:val="Hyperlink"/>
@@ -1452,6 +1452,34 @@
       </w:pPr>
       <w:r>
         <w:t xml:space="preserve">[F] un lieu inconnu ou de formation est refusé</w:t>
+      </w:r>
+    </w:p>
+    <w:p>
+      <w:pPr>
+        <w:pStyle w:val="ListParagraph"/>
+        <w:numPr>
+          <w:ilvl w:val="0"/>
+          <w:numId w:val="2"/>
+        </w:numPr>
+      </w:pPr>
+      <w:r>
+        <w:rPr>
+          <w:b/>
+          <w:bCs/>
+        </w:rPr>
+        <w:t xml:space="preserve">consommation de l'IA (§15.149)</w:t>
+      </w:r>
+    </w:p>
+    <w:p>
+      <w:pPr>
+        <w:pStyle w:val="ListParagraph"/>
+        <w:numPr>
+          <w:ilvl w:val="1"/>
+          <w:numId w:val="2"/>
+        </w:numPr>
+      </w:pPr>
+      <w:r>
+        <w:t xml:space="preserve">totaux par lieu et coût estimé, sans le texte des questions ; réservée aux comptes FlaiX Expert</w:t>
       </w:r>
     </w:p>
     <w:p>

--- a/docs/developpement/phases/word/PHASE_21_BACK_OFFICE_EDITEUR_NIVEAU_1.docx
+++ b/docs/developpement/phases/word/PHASE_21_BACK_OFFICE_EDITEUR_NIVEAU_1.docx
@@ -20,7 +20,7 @@
       <w:r>
         <w:t xml:space="preserve">FlaiX Expert · dossier de développement · généré le 2026-10-19 depuis le dépôt </w:t>
       </w:r>
-      <w:hyperlink w:history="1" r:id="rIdhbuo2vcnq5-kz3xkbtexb">
+      <w:hyperlink w:history="1" r:id="rIdk7drrnigumps805ftmlcd">
         <w:r>
           <w:rPr>
             <w:rStyle w:val="Hyperlink"/>
@@ -712,7 +712,7 @@
           <w:numId w:val="2"/>
         </w:numPr>
       </w:pPr>
-      <w:hyperlink w:history="1" r:id="rIdnof92gsonoeex2gbkflwc">
+      <w:hyperlink w:history="1" r:id="rIduocfdwybqrqsd17hi_cfe">
         <w:r>
           <w:rPr>
             <w:rStyle w:val="Hyperlink"/>
@@ -732,7 +732,7 @@
           <w:numId w:val="2"/>
         </w:numPr>
       </w:pPr>
-      <w:hyperlink w:history="1" r:id="rIdmovz5ih_tn5ynhzvmjp1e">
+      <w:hyperlink w:history="1" r:id="rIdvw9g2mx1jcpvrwpuvn9dj">
         <w:r>
           <w:rPr>
             <w:rStyle w:val="Hyperlink"/>
@@ -780,7 +780,7 @@
       <w:r>
         <w:t xml:space="preserve"> — créé — </w:t>
       </w:r>
-      <w:hyperlink w:history="1" r:id="rIdelllfsnc7cfzob0axdz4q">
+      <w:hyperlink w:history="1" r:id="rIdgrirlzvjque0efckg4jbc">
         <w:r>
           <w:rPr>
             <w:rStyle w:val="Hyperlink"/>
@@ -817,7 +817,7 @@
       <w:r>
         <w:t xml:space="preserve"> — créé — </w:t>
       </w:r>
-      <w:hyperlink w:history="1" r:id="rIds05jduxfiz5vywtjxinjh">
+      <w:hyperlink w:history="1" r:id="rIdw_cj7dghubwka0qwq-cpb">
         <w:r>
           <w:rPr>
             <w:rStyle w:val="Hyperlink"/>
@@ -854,7 +854,7 @@
       <w:r>
         <w:t xml:space="preserve"> — créé — </w:t>
       </w:r>
-      <w:hyperlink w:history="1" r:id="rIdjjhayvobucrrayprr-jj0">
+      <w:hyperlink w:history="1" r:id="rIdjft2zsphnvzkq02j9j1js">
         <w:r>
           <w:rPr>
             <w:rStyle w:val="Hyperlink"/>
@@ -883,7 +883,7 @@
       <w:r>
         <w:t xml:space="preserve"> — modifié — </w:t>
       </w:r>
-      <w:hyperlink w:history="1" r:id="rIdzigd220ua9na1cdqw9rpo">
+      <w:hyperlink w:history="1" r:id="rIdg4kiws4sbcitu1c-t_-gw">
         <w:r>
           <w:rPr>
             <w:rStyle w:val="Hyperlink"/>
@@ -912,7 +912,7 @@
       <w:r>
         <w:t xml:space="preserve"> — modifié — </w:t>
       </w:r>
-      <w:hyperlink w:history="1" r:id="rId2fg7b8mj4rgsv9jpgw6vx">
+      <w:hyperlink w:history="1" r:id="rIdgig9fpkbmm-dkiv7-otbt">
         <w:r>
           <w:rPr>
             <w:rStyle w:val="Hyperlink"/>
@@ -949,7 +949,7 @@
       <w:r>
         <w:t xml:space="preserve"> — modifié — </w:t>
       </w:r>
-      <w:hyperlink w:history="1" r:id="rIdyl1fomrxhoawuoxbog48x">
+      <w:hyperlink w:history="1" r:id="rIdn0d4xkugvsrccn6ei_z13">
         <w:r>
           <w:rPr>
             <w:rStyle w:val="Hyperlink"/>
@@ -978,7 +978,7 @@
       <w:r>
         <w:t xml:space="preserve"> — créé — </w:t>
       </w:r>
-      <w:hyperlink w:history="1" r:id="rIdco70sskjprugfvricy9gs">
+      <w:hyperlink w:history="1" r:id="rIdxvkiy_383cxfzuglk0-pf">
         <w:r>
           <w:rPr>
             <w:rStyle w:val="Hyperlink"/>
@@ -1007,7 +1007,7 @@
       <w:r>
         <w:t xml:space="preserve"> — modifié — </w:t>
       </w:r>
-      <w:hyperlink w:history="1" r:id="rIdne5zupg-zv6uhdvruseni">
+      <w:hyperlink w:history="1" r:id="rIdsoc9dcbowphjzshiqxwxj">
         <w:r>
           <w:rPr>
             <w:rStyle w:val="Hyperlink"/>
@@ -1036,7 +1036,7 @@
       <w:r>
         <w:t xml:space="preserve"> — modifié — </w:t>
       </w:r>
-      <w:hyperlink w:history="1" r:id="rIdsns5citeajwqlzpxu4w-n">
+      <w:hyperlink w:history="1" r:id="rIdopqpah-23rrpwpamst5o7">
         <w:r>
           <w:rPr>
             <w:rStyle w:val="Hyperlink"/>
@@ -1073,7 +1073,7 @@
       <w:r>
         <w:t xml:space="preserve"> — modifié — </w:t>
       </w:r>
-      <w:hyperlink w:history="1" r:id="rIdzixbp62tgmbweykjx2lwt">
+      <w:hyperlink w:history="1" r:id="rIdbliabljrcu1o8gvg9sjbk">
         <w:r>
           <w:rPr>
             <w:rStyle w:val="Hyperlink"/>
@@ -1102,7 +1102,7 @@
       <w:r>
         <w:t xml:space="preserve"> — créé — </w:t>
       </w:r>
-      <w:hyperlink w:history="1" r:id="rIdo2bq1cjesndgkb0tf2-au">
+      <w:hyperlink w:history="1" r:id="rId_ufsepijro4voxyur00u1">
         <w:r>
           <w:rPr>
             <w:rStyle w:val="Hyperlink"/>
@@ -1131,7 +1131,7 @@
       <w:r>
         <w:t xml:space="preserve"> — modifié — </w:t>
       </w:r>
-      <w:hyperlink w:history="1" r:id="rId8v8h42l76lzlpuilsqcso">
+      <w:hyperlink w:history="1" r:id="rIdeffcb0c-j9h96xop5fz1x">
         <w:r>
           <w:rPr>
             <w:rStyle w:val="Hyperlink"/>
@@ -1168,7 +1168,7 @@
       <w:r>
         <w:t xml:space="preserve"> — modifié — </w:t>
       </w:r>
-      <w:hyperlink w:history="1" r:id="rId35_vz21zzsp0h6roerjax">
+      <w:hyperlink w:history="1" r:id="rIdpohjhjlprpo8pfdgkg7ys">
         <w:r>
           <w:rPr>
             <w:rStyle w:val="Hyperlink"/>
@@ -1205,7 +1205,7 @@
       <w:r>
         <w:t xml:space="preserve"> — modifié — </w:t>
       </w:r>
-      <w:hyperlink w:history="1" r:id="rIdsjwvtbmowkbrkw39iqadp">
+      <w:hyperlink w:history="1" r:id="rIdo7hrd4h_rtubypbvwhgkv">
         <w:r>
           <w:rPr>
             <w:rStyle w:val="Hyperlink"/>
@@ -1234,7 +1234,7 @@
       <w:r>
         <w:t xml:space="preserve"> — modifié — </w:t>
       </w:r>
-      <w:hyperlink w:history="1" r:id="rId8yw_-wdpbdfmilzoms9xl">
+      <w:hyperlink w:history="1" r:id="rId33-jskxkr02ztrqxn7s-g">
         <w:r>
           <w:rPr>
             <w:rStyle w:val="Hyperlink"/>
@@ -1263,7 +1263,7 @@
       <w:r>
         <w:t xml:space="preserve"> — modifié — </w:t>
       </w:r>
-      <w:hyperlink w:history="1" r:id="rIdddhtv8qsz9wvbxwqcklh-">
+      <w:hyperlink w:history="1" r:id="rIdlpuj60_ko4kwgy1up8vsu">
         <w:r>
           <w:rPr>
             <w:rStyle w:val="Hyperlink"/>

--- a/docs/developpement/phases/word/PHASE_21_BACK_OFFICE_EDITEUR_NIVEAU_1.docx
+++ b/docs/developpement/phases/word/PHASE_21_BACK_OFFICE_EDITEUR_NIVEAU_1.docx
@@ -20,7 +20,7 @@
       <w:r>
         <w:t xml:space="preserve">FlaiX Expert · dossier de développement · généré le 2026-10-19 depuis le dépôt </w:t>
       </w:r>
-      <w:hyperlink w:history="1" r:id="rIdk7drrnigumps805ftmlcd">
+      <w:hyperlink w:history="1" r:id="rIdht2tvb8pg6opg1bnrr6w3">
         <w:r>
           <w:rPr>
             <w:rStyle w:val="Hyperlink"/>
@@ -712,7 +712,7 @@
           <w:numId w:val="2"/>
         </w:numPr>
       </w:pPr>
-      <w:hyperlink w:history="1" r:id="rIduocfdwybqrqsd17hi_cfe">
+      <w:hyperlink w:history="1" r:id="rIdtxc5z7t9w8twv0k5mohzx">
         <w:r>
           <w:rPr>
             <w:rStyle w:val="Hyperlink"/>
@@ -732,7 +732,7 @@
           <w:numId w:val="2"/>
         </w:numPr>
       </w:pPr>
-      <w:hyperlink w:history="1" r:id="rIdvw9g2mx1jcpvrwpuvn9dj">
+      <w:hyperlink w:history="1" r:id="rId7cdkh6afvxkxcem5c2iai">
         <w:r>
           <w:rPr>
             <w:rStyle w:val="Hyperlink"/>
@@ -780,7 +780,7 @@
       <w:r>
         <w:t xml:space="preserve"> — créé — </w:t>
       </w:r>
-      <w:hyperlink w:history="1" r:id="rIdgrirlzvjque0efckg4jbc">
+      <w:hyperlink w:history="1" r:id="rId9ondxhqkgmecx_rxtwbit">
         <w:r>
           <w:rPr>
             <w:rStyle w:val="Hyperlink"/>
@@ -817,7 +817,7 @@
       <w:r>
         <w:t xml:space="preserve"> — créé — </w:t>
       </w:r>
-      <w:hyperlink w:history="1" r:id="rIdw_cj7dghubwka0qwq-cpb">
+      <w:hyperlink w:history="1" r:id="rId1jttfjulyusabqjquodpt">
         <w:r>
           <w:rPr>
             <w:rStyle w:val="Hyperlink"/>
@@ -854,7 +854,7 @@
       <w:r>
         <w:t xml:space="preserve"> — créé — </w:t>
       </w:r>
-      <w:hyperlink w:history="1" r:id="rIdjft2zsphnvzkq02j9j1js">
+      <w:hyperlink w:history="1" r:id="rIdq0eaadbh22063qtls2zmu">
         <w:r>
           <w:rPr>
             <w:rStyle w:val="Hyperlink"/>
@@ -883,7 +883,7 @@
       <w:r>
         <w:t xml:space="preserve"> — modifié — </w:t>
       </w:r>
-      <w:hyperlink w:history="1" r:id="rIdg4kiws4sbcitu1c-t_-gw">
+      <w:hyperlink w:history="1" r:id="rIdwiytxtsrzhj0ocaoau1wf">
         <w:r>
           <w:rPr>
             <w:rStyle w:val="Hyperlink"/>
@@ -912,7 +912,7 @@
       <w:r>
         <w:t xml:space="preserve"> — modifié — </w:t>
       </w:r>
-      <w:hyperlink w:history="1" r:id="rIdgig9fpkbmm-dkiv7-otbt">
+      <w:hyperlink w:history="1" r:id="rIdngblpwv6apq9hisq6mokz">
         <w:r>
           <w:rPr>
             <w:rStyle w:val="Hyperlink"/>
@@ -949,7 +949,7 @@
       <w:r>
         <w:t xml:space="preserve"> — modifié — </w:t>
       </w:r>
-      <w:hyperlink w:history="1" r:id="rIdn0d4xkugvsrccn6ei_z13">
+      <w:hyperlink w:history="1" r:id="rIdg4re-lhjgs8o2_rrkkmwb">
         <w:r>
           <w:rPr>
             <w:rStyle w:val="Hyperlink"/>
@@ -978,7 +978,7 @@
       <w:r>
         <w:t xml:space="preserve"> — créé — </w:t>
       </w:r>
-      <w:hyperlink w:history="1" r:id="rIdxvkiy_383cxfzuglk0-pf">
+      <w:hyperlink w:history="1" r:id="rId4tqqum43c9kp9_9ywtznq">
         <w:r>
           <w:rPr>
             <w:rStyle w:val="Hyperlink"/>
@@ -1007,7 +1007,7 @@
       <w:r>
         <w:t xml:space="preserve"> — modifié — </w:t>
       </w:r>
-      <w:hyperlink w:history="1" r:id="rIdsoc9dcbowphjzshiqxwxj">
+      <w:hyperlink w:history="1" r:id="rId0ngk5afqzw5kvaqlr5gft">
         <w:r>
           <w:rPr>
             <w:rStyle w:val="Hyperlink"/>
@@ -1036,7 +1036,7 @@
       <w:r>
         <w:t xml:space="preserve"> — modifié — </w:t>
       </w:r>
-      <w:hyperlink w:history="1" r:id="rIdopqpah-23rrpwpamst5o7">
+      <w:hyperlink w:history="1" r:id="rIdandqfyhdt2nhg00xktvrw">
         <w:r>
           <w:rPr>
             <w:rStyle w:val="Hyperlink"/>
@@ -1073,7 +1073,7 @@
       <w:r>
         <w:t xml:space="preserve"> — modifié — </w:t>
       </w:r>
-      <w:hyperlink w:history="1" r:id="rIdbliabljrcu1o8gvg9sjbk">
+      <w:hyperlink w:history="1" r:id="rId-bsnun5k9aqlvxdkczmx1">
         <w:r>
           <w:rPr>
             <w:rStyle w:val="Hyperlink"/>
@@ -1102,7 +1102,7 @@
       <w:r>
         <w:t xml:space="preserve"> — créé — </w:t>
       </w:r>
-      <w:hyperlink w:history="1" r:id="rId_ufsepijro4voxyur00u1">
+      <w:hyperlink w:history="1" r:id="rIdcz5zfgww6n8rm0dhfkduv">
         <w:r>
           <w:rPr>
             <w:rStyle w:val="Hyperlink"/>
@@ -1131,7 +1131,7 @@
       <w:r>
         <w:t xml:space="preserve"> — modifié — </w:t>
       </w:r>
-      <w:hyperlink w:history="1" r:id="rIdeffcb0c-j9h96xop5fz1x">
+      <w:hyperlink w:history="1" r:id="rIdyuwgy-xd_09kqyn6_pfmc">
         <w:r>
           <w:rPr>
             <w:rStyle w:val="Hyperlink"/>
@@ -1168,7 +1168,7 @@
       <w:r>
         <w:t xml:space="preserve"> — modifié — </w:t>
       </w:r>
-      <w:hyperlink w:history="1" r:id="rIdpohjhjlprpo8pfdgkg7ys">
+      <w:hyperlink w:history="1" r:id="rId0gqfcusnvtwagwrbqsiwo">
         <w:r>
           <w:rPr>
             <w:rStyle w:val="Hyperlink"/>
@@ -1205,7 +1205,7 @@
       <w:r>
         <w:t xml:space="preserve"> — modifié — </w:t>
       </w:r>
-      <w:hyperlink w:history="1" r:id="rIdo7hrd4h_rtubypbvwhgkv">
+      <w:hyperlink w:history="1" r:id="rIdnxjyi45vahlt3hb1_5byf">
         <w:r>
           <w:rPr>
             <w:rStyle w:val="Hyperlink"/>
@@ -1234,7 +1234,7 @@
       <w:r>
         <w:t xml:space="preserve"> — modifié — </w:t>
       </w:r>
-      <w:hyperlink w:history="1" r:id="rId33-jskxkr02ztrqxn7s-g">
+      <w:hyperlink w:history="1" r:id="rIdfne3ceebxxrshxzo9uzhy">
         <w:r>
           <w:rPr>
             <w:rStyle w:val="Hyperlink"/>
@@ -1263,7 +1263,7 @@
       <w:r>
         <w:t xml:space="preserve"> — modifié — </w:t>
       </w:r>
-      <w:hyperlink w:history="1" r:id="rIdlpuj60_ko4kwgy1up8vsu">
+      <w:hyperlink w:history="1" r:id="rIdtguduek5o0mpafbhmlffi">
         <w:r>
           <w:rPr>
             <w:rStyle w:val="Hyperlink"/>

--- a/docs/developpement/phases/word/PHASE_21_BACK_OFFICE_EDITEUR_NIVEAU_1.docx
+++ b/docs/developpement/phases/word/PHASE_21_BACK_OFFICE_EDITEUR_NIVEAU_1.docx
@@ -20,7 +20,7 @@
       <w:r>
         <w:t xml:space="preserve">FlaiX Expert · dossier de développement · généré le 2026-10-19 depuis le dépôt </w:t>
       </w:r>
-      <w:hyperlink w:history="1" r:id="rIdht2tvb8pg6opg1bnrr6w3">
+      <w:hyperlink w:history="1" r:id="rIdguzmarxln6r0e71xct_sz">
         <w:r>
           <w:rPr>
             <w:rStyle w:val="Hyperlink"/>
@@ -712,7 +712,7 @@
           <w:numId w:val="2"/>
         </w:numPr>
       </w:pPr>
-      <w:hyperlink w:history="1" r:id="rIdtxc5z7t9w8twv0k5mohzx">
+      <w:hyperlink w:history="1" r:id="rIdru9cvlcxoasbjslyh-cz3">
         <w:r>
           <w:rPr>
             <w:rStyle w:val="Hyperlink"/>
@@ -732,7 +732,7 @@
           <w:numId w:val="2"/>
         </w:numPr>
       </w:pPr>
-      <w:hyperlink w:history="1" r:id="rId7cdkh6afvxkxcem5c2iai">
+      <w:hyperlink w:history="1" r:id="rIdvpt8sq9ietk1fvj-uwsrf">
         <w:r>
           <w:rPr>
             <w:rStyle w:val="Hyperlink"/>
@@ -780,7 +780,7 @@
       <w:r>
         <w:t xml:space="preserve"> — créé — </w:t>
       </w:r>
-      <w:hyperlink w:history="1" r:id="rId9ondxhqkgmecx_rxtwbit">
+      <w:hyperlink w:history="1" r:id="rId5xsurc5n4rj9osbrzjxuk">
         <w:r>
           <w:rPr>
             <w:rStyle w:val="Hyperlink"/>
@@ -817,7 +817,7 @@
       <w:r>
         <w:t xml:space="preserve"> — créé — </w:t>
       </w:r>
-      <w:hyperlink w:history="1" r:id="rId1jttfjulyusabqjquodpt">
+      <w:hyperlink w:history="1" r:id="rId3utqxvsns15-l07snnep4">
         <w:r>
           <w:rPr>
             <w:rStyle w:val="Hyperlink"/>
@@ -854,7 +854,7 @@
       <w:r>
         <w:t xml:space="preserve"> — créé — </w:t>
       </w:r>
-      <w:hyperlink w:history="1" r:id="rIdq0eaadbh22063qtls2zmu">
+      <w:hyperlink w:history="1" r:id="rIdjb8362nze4qx8x8pb6npo">
         <w:r>
           <w:rPr>
             <w:rStyle w:val="Hyperlink"/>
@@ -883,7 +883,7 @@
       <w:r>
         <w:t xml:space="preserve"> — modifié — </w:t>
       </w:r>
-      <w:hyperlink w:history="1" r:id="rIdwiytxtsrzhj0ocaoau1wf">
+      <w:hyperlink w:history="1" r:id="rIdtjrxtea50jjfsuirwsxab">
         <w:r>
           <w:rPr>
             <w:rStyle w:val="Hyperlink"/>
@@ -912,7 +912,7 @@
       <w:r>
         <w:t xml:space="preserve"> — modifié — </w:t>
       </w:r>
-      <w:hyperlink w:history="1" r:id="rIdngblpwv6apq9hisq6mokz">
+      <w:hyperlink w:history="1" r:id="rIdb_brdelngudtfthdf4i9n">
         <w:r>
           <w:rPr>
             <w:rStyle w:val="Hyperlink"/>
@@ -949,7 +949,7 @@
       <w:r>
         <w:t xml:space="preserve"> — modifié — </w:t>
       </w:r>
-      <w:hyperlink w:history="1" r:id="rIdg4re-lhjgs8o2_rrkkmwb">
+      <w:hyperlink w:history="1" r:id="rIdvmc50226lolnfpde-8qep">
         <w:r>
           <w:rPr>
             <w:rStyle w:val="Hyperlink"/>
@@ -978,7 +978,7 @@
       <w:r>
         <w:t xml:space="preserve"> — créé — </w:t>
       </w:r>
-      <w:hyperlink w:history="1" r:id="rId4tqqum43c9kp9_9ywtznq">
+      <w:hyperlink w:history="1" r:id="rIds2x9jrdfamheb9evbrvqv">
         <w:r>
           <w:rPr>
             <w:rStyle w:val="Hyperlink"/>
@@ -1007,7 +1007,7 @@
       <w:r>
         <w:t xml:space="preserve"> — modifié — </w:t>
       </w:r>
-      <w:hyperlink w:history="1" r:id="rId0ngk5afqzw5kvaqlr5gft">
+      <w:hyperlink w:history="1" r:id="rIdnei-q6efmh__s7tll3fot">
         <w:r>
           <w:rPr>
             <w:rStyle w:val="Hyperlink"/>
@@ -1036,7 +1036,7 @@
       <w:r>
         <w:t xml:space="preserve"> — modifié — </w:t>
       </w:r>
-      <w:hyperlink w:history="1" r:id="rIdandqfyhdt2nhg00xktvrw">
+      <w:hyperlink w:history="1" r:id="rId4sxhhvhxm2k7nkfdncg4h">
         <w:r>
           <w:rPr>
             <w:rStyle w:val="Hyperlink"/>
@@ -1073,7 +1073,7 @@
       <w:r>
         <w:t xml:space="preserve"> — modifié — </w:t>
       </w:r>
-      <w:hyperlink w:history="1" r:id="rId-bsnun5k9aqlvxdkczmx1">
+      <w:hyperlink w:history="1" r:id="rIdvzd4chxfee82deoziarfw">
         <w:r>
           <w:rPr>
             <w:rStyle w:val="Hyperlink"/>
@@ -1102,7 +1102,7 @@
       <w:r>
         <w:t xml:space="preserve"> — créé — </w:t>
       </w:r>
-      <w:hyperlink w:history="1" r:id="rIdcz5zfgww6n8rm0dhfkduv">
+      <w:hyperlink w:history="1" r:id="rId3i3a13pfbj4mkh7auru8c">
         <w:r>
           <w:rPr>
             <w:rStyle w:val="Hyperlink"/>
@@ -1131,7 +1131,7 @@
       <w:r>
         <w:t xml:space="preserve"> — modifié — </w:t>
       </w:r>
-      <w:hyperlink w:history="1" r:id="rIdyuwgy-xd_09kqyn6_pfmc">
+      <w:hyperlink w:history="1" r:id="rIdif-o63ci4l2xzfghmeqg-">
         <w:r>
           <w:rPr>
             <w:rStyle w:val="Hyperlink"/>
@@ -1168,7 +1168,7 @@
       <w:r>
         <w:t xml:space="preserve"> — modifié — </w:t>
       </w:r>
-      <w:hyperlink w:history="1" r:id="rId0gqfcusnvtwagwrbqsiwo">
+      <w:hyperlink w:history="1" r:id="rIdrtsiiquomhttwsregaij0">
         <w:r>
           <w:rPr>
             <w:rStyle w:val="Hyperlink"/>
@@ -1205,7 +1205,7 @@
       <w:r>
         <w:t xml:space="preserve"> — modifié — </w:t>
       </w:r>
-      <w:hyperlink w:history="1" r:id="rIdnxjyi45vahlt3hb1_5byf">
+      <w:hyperlink w:history="1" r:id="rId8x49szkfzqorl7qjvctsu">
         <w:r>
           <w:rPr>
             <w:rStyle w:val="Hyperlink"/>
@@ -1234,7 +1234,7 @@
       <w:r>
         <w:t xml:space="preserve"> — modifié — </w:t>
       </w:r>
-      <w:hyperlink w:history="1" r:id="rIdfne3ceebxxrshxzo9uzhy">
+      <w:hyperlink w:history="1" r:id="rIdudadqwkbi8ihixha1749p">
         <w:r>
           <w:rPr>
             <w:rStyle w:val="Hyperlink"/>
@@ -1263,7 +1263,7 @@
       <w:r>
         <w:t xml:space="preserve"> — modifié — </w:t>
       </w:r>
-      <w:hyperlink w:history="1" r:id="rIdtguduek5o0mpafbhmlffi">
+      <w:hyperlink w:history="1" r:id="rIdapjfmjmxqucpdsiuchcfs">
         <w:r>
           <w:rPr>
             <w:rStyle w:val="Hyperlink"/>

--- a/docs/developpement/phases/word/PHASE_21_BACK_OFFICE_EDITEUR_NIVEAU_1.docx
+++ b/docs/developpement/phases/word/PHASE_21_BACK_OFFICE_EDITEUR_NIVEAU_1.docx
@@ -20,7 +20,7 @@
       <w:r>
         <w:t xml:space="preserve">FlaiX Expert · dossier de développement · généré le 2026-10-19 depuis le dépôt </w:t>
       </w:r>
-      <w:hyperlink w:history="1" r:id="rIdguzmarxln6r0e71xct_sz">
+      <w:hyperlink w:history="1" r:id="rIdzmsshmpjrffmgvoi93wfk">
         <w:r>
           <w:rPr>
             <w:rStyle w:val="Hyperlink"/>
@@ -712,7 +712,7 @@
           <w:numId w:val="2"/>
         </w:numPr>
       </w:pPr>
-      <w:hyperlink w:history="1" r:id="rIdru9cvlcxoasbjslyh-cz3">
+      <w:hyperlink w:history="1" r:id="rIdf5hzpbj-xld68snvrpxgz">
         <w:r>
           <w:rPr>
             <w:rStyle w:val="Hyperlink"/>
@@ -732,7 +732,7 @@
           <w:numId w:val="2"/>
         </w:numPr>
       </w:pPr>
-      <w:hyperlink w:history="1" r:id="rIdvpt8sq9ietk1fvj-uwsrf">
+      <w:hyperlink w:history="1" r:id="rIdq25ganlajg8d-4epgozx5">
         <w:r>
           <w:rPr>
             <w:rStyle w:val="Hyperlink"/>
@@ -780,7 +780,7 @@
       <w:r>
         <w:t xml:space="preserve"> — créé — </w:t>
       </w:r>
-      <w:hyperlink w:history="1" r:id="rId5xsurc5n4rj9osbrzjxuk">
+      <w:hyperlink w:history="1" r:id="rIdlrwp7zxfivkpwds0f5_kc">
         <w:r>
           <w:rPr>
             <w:rStyle w:val="Hyperlink"/>
@@ -817,7 +817,7 @@
       <w:r>
         <w:t xml:space="preserve"> — créé — </w:t>
       </w:r>
-      <w:hyperlink w:history="1" r:id="rId3utqxvsns15-l07snnep4">
+      <w:hyperlink w:history="1" r:id="rIdgxzboutvjmqpy_nf6edn8">
         <w:r>
           <w:rPr>
             <w:rStyle w:val="Hyperlink"/>
@@ -854,7 +854,7 @@
       <w:r>
         <w:t xml:space="preserve"> — créé — </w:t>
       </w:r>
-      <w:hyperlink w:history="1" r:id="rIdjb8362nze4qx8x8pb6npo">
+      <w:hyperlink w:history="1" r:id="rId8brarx5srpwwaacswbw2f">
         <w:r>
           <w:rPr>
             <w:rStyle w:val="Hyperlink"/>
@@ -883,7 +883,7 @@
       <w:r>
         <w:t xml:space="preserve"> — modifié — </w:t>
       </w:r>
-      <w:hyperlink w:history="1" r:id="rIdtjrxtea50jjfsuirwsxab">
+      <w:hyperlink w:history="1" r:id="rId2vvakh6jqufekfwmn9qv3">
         <w:r>
           <w:rPr>
             <w:rStyle w:val="Hyperlink"/>
@@ -912,7 +912,7 @@
       <w:r>
         <w:t xml:space="preserve"> — modifié — </w:t>
       </w:r>
-      <w:hyperlink w:history="1" r:id="rIdb_brdelngudtfthdf4i9n">
+      <w:hyperlink w:history="1" r:id="rIdi86qlkk7pdhbfkh0ho3yd">
         <w:r>
           <w:rPr>
             <w:rStyle w:val="Hyperlink"/>
@@ -949,7 +949,7 @@
       <w:r>
         <w:t xml:space="preserve"> — modifié — </w:t>
       </w:r>
-      <w:hyperlink w:history="1" r:id="rIdvmc50226lolnfpde-8qep">
+      <w:hyperlink w:history="1" r:id="rId_gjrjgi8e6ilhox2g5myu">
         <w:r>
           <w:rPr>
             <w:rStyle w:val="Hyperlink"/>
@@ -978,7 +978,7 @@
       <w:r>
         <w:t xml:space="preserve"> — créé — </w:t>
       </w:r>
-      <w:hyperlink w:history="1" r:id="rIds2x9jrdfamheb9evbrvqv">
+      <w:hyperlink w:history="1" r:id="rIdbifgsywy9mnaqadzrbayk">
         <w:r>
           <w:rPr>
             <w:rStyle w:val="Hyperlink"/>
@@ -1007,7 +1007,7 @@
       <w:r>
         <w:t xml:space="preserve"> — modifié — </w:t>
       </w:r>
-      <w:hyperlink w:history="1" r:id="rIdnei-q6efmh__s7tll3fot">
+      <w:hyperlink w:history="1" r:id="rId2n6-lmtlpqlpuoaufy_jv">
         <w:r>
           <w:rPr>
             <w:rStyle w:val="Hyperlink"/>
@@ -1036,7 +1036,7 @@
       <w:r>
         <w:t xml:space="preserve"> — modifié — </w:t>
       </w:r>
-      <w:hyperlink w:history="1" r:id="rId4sxhhvhxm2k7nkfdncg4h">
+      <w:hyperlink w:history="1" r:id="rIdvtqqcogspgvstka6jq1u4">
         <w:r>
           <w:rPr>
             <w:rStyle w:val="Hyperlink"/>
@@ -1073,7 +1073,7 @@
       <w:r>
         <w:t xml:space="preserve"> — modifié — </w:t>
       </w:r>
-      <w:hyperlink w:history="1" r:id="rIdvzd4chxfee82deoziarfw">
+      <w:hyperlink w:history="1" r:id="rIdsr47gk0iwufyqnfqou37t">
         <w:r>
           <w:rPr>
             <w:rStyle w:val="Hyperlink"/>
@@ -1102,7 +1102,7 @@
       <w:r>
         <w:t xml:space="preserve"> — créé — </w:t>
       </w:r>
-      <w:hyperlink w:history="1" r:id="rId3i3a13pfbj4mkh7auru8c">
+      <w:hyperlink w:history="1" r:id="rIdivoscrwlxmoqrtfaa4uk0">
         <w:r>
           <w:rPr>
             <w:rStyle w:val="Hyperlink"/>
@@ -1131,7 +1131,7 @@
       <w:r>
         <w:t xml:space="preserve"> — modifié — </w:t>
       </w:r>
-      <w:hyperlink w:history="1" r:id="rIdif-o63ci4l2xzfghmeqg-">
+      <w:hyperlink w:history="1" r:id="rIdnplj2muc8dygw9bd07f0p">
         <w:r>
           <w:rPr>
             <w:rStyle w:val="Hyperlink"/>
@@ -1168,7 +1168,7 @@
       <w:r>
         <w:t xml:space="preserve"> — modifié — </w:t>
       </w:r>
-      <w:hyperlink w:history="1" r:id="rIdrtsiiquomhttwsregaij0">
+      <w:hyperlink w:history="1" r:id="rIdmc_wjovbhn1nhptwy8yic">
         <w:r>
           <w:rPr>
             <w:rStyle w:val="Hyperlink"/>
@@ -1205,7 +1205,7 @@
       <w:r>
         <w:t xml:space="preserve"> — modifié — </w:t>
       </w:r>
-      <w:hyperlink w:history="1" r:id="rId8x49szkfzqorl7qjvctsu">
+      <w:hyperlink w:history="1" r:id="rIdkvaby3qasqonzx4snvc03">
         <w:r>
           <w:rPr>
             <w:rStyle w:val="Hyperlink"/>
@@ -1234,7 +1234,7 @@
       <w:r>
         <w:t xml:space="preserve"> — modifié — </w:t>
       </w:r>
-      <w:hyperlink w:history="1" r:id="rIdudadqwkbi8ihixha1749p">
+      <w:hyperlink w:history="1" r:id="rIdr1frqldtmpvnfa7_id7mf">
         <w:r>
           <w:rPr>
             <w:rStyle w:val="Hyperlink"/>
@@ -1263,7 +1263,7 @@
       <w:r>
         <w:t xml:space="preserve"> — modifié — </w:t>
       </w:r>
-      <w:hyperlink w:history="1" r:id="rIdapjfmjmxqucpdsiuchcfs">
+      <w:hyperlink w:history="1" r:id="rIdevagfcg1cv6hgpedisip6">
         <w:r>
           <w:rPr>
             <w:rStyle w:val="Hyperlink"/>

--- a/docs/developpement/phases/word/PHASE_21_BACK_OFFICE_EDITEUR_NIVEAU_1.docx
+++ b/docs/developpement/phases/word/PHASE_21_BACK_OFFICE_EDITEUR_NIVEAU_1.docx
@@ -18,9 +18,9 @@
         <w:shd w:fill="F6F3FF" w:color="auto" w:val="clear"/>
       </w:pPr>
       <w:r>
-        <w:t xml:space="preserve">FlaiX Expert · dossier de développement · généré le 2026-10-19 depuis le dépôt </w:t>
-      </w:r>
-      <w:hyperlink w:history="1" r:id="rIdzmsshmpjrffmgvoi93wfk">
+        <w:t xml:space="preserve">FlaiX Expert · dossier de développement · généré le 2026-10-21 depuis le dépôt </w:t>
+      </w:r>
+      <w:hyperlink w:history="1" r:id="rIdqxs3gqva2f8nr27zg-cwg">
         <w:r>
           <w:rPr>
             <w:rStyle w:val="Hyperlink"/>
@@ -712,7 +712,7 @@
           <w:numId w:val="2"/>
         </w:numPr>
       </w:pPr>
-      <w:hyperlink w:history="1" r:id="rIdf5hzpbj-xld68snvrpxgz">
+      <w:hyperlink w:history="1" r:id="rIdfeckicvakxih1lznpr8yu">
         <w:r>
           <w:rPr>
             <w:rStyle w:val="Hyperlink"/>
@@ -732,7 +732,7 @@
           <w:numId w:val="2"/>
         </w:numPr>
       </w:pPr>
-      <w:hyperlink w:history="1" r:id="rIdq25ganlajg8d-4epgozx5">
+      <w:hyperlink w:history="1" r:id="rId0mooolmi2abycldm_f2nt">
         <w:r>
           <w:rPr>
             <w:rStyle w:val="Hyperlink"/>
@@ -780,7 +780,7 @@
       <w:r>
         <w:t xml:space="preserve"> — créé — </w:t>
       </w:r>
-      <w:hyperlink w:history="1" r:id="rIdlrwp7zxfivkpwds0f5_kc">
+      <w:hyperlink w:history="1" r:id="rIdpcexicoqkzv9tlaf77bnq">
         <w:r>
           <w:rPr>
             <w:rStyle w:val="Hyperlink"/>
@@ -817,7 +817,7 @@
       <w:r>
         <w:t xml:space="preserve"> — créé — </w:t>
       </w:r>
-      <w:hyperlink w:history="1" r:id="rIdgxzboutvjmqpy_nf6edn8">
+      <w:hyperlink w:history="1" r:id="rIdo9ktd4hn8dv56x9ejp3kn">
         <w:r>
           <w:rPr>
             <w:rStyle w:val="Hyperlink"/>
@@ -854,7 +854,7 @@
       <w:r>
         <w:t xml:space="preserve"> — créé — </w:t>
       </w:r>
-      <w:hyperlink w:history="1" r:id="rId8brarx5srpwwaacswbw2f">
+      <w:hyperlink w:history="1" r:id="rId_zofozwur3zrco1rki4rk">
         <w:r>
           <w:rPr>
             <w:rStyle w:val="Hyperlink"/>
@@ -883,7 +883,7 @@
       <w:r>
         <w:t xml:space="preserve"> — modifié — </w:t>
       </w:r>
-      <w:hyperlink w:history="1" r:id="rId2vvakh6jqufekfwmn9qv3">
+      <w:hyperlink w:history="1" r:id="rIdrbh6oi5mvdbqlyrsteq5n">
         <w:r>
           <w:rPr>
             <w:rStyle w:val="Hyperlink"/>
@@ -912,7 +912,7 @@
       <w:r>
         <w:t xml:space="preserve"> — modifié — </w:t>
       </w:r>
-      <w:hyperlink w:history="1" r:id="rIdi86qlkk7pdhbfkh0ho3yd">
+      <w:hyperlink w:history="1" r:id="rId4ivv_d85hojhv8gssmdkd">
         <w:r>
           <w:rPr>
             <w:rStyle w:val="Hyperlink"/>
@@ -949,7 +949,7 @@
       <w:r>
         <w:t xml:space="preserve"> — modifié — </w:t>
       </w:r>
-      <w:hyperlink w:history="1" r:id="rId_gjrjgi8e6ilhox2g5myu">
+      <w:hyperlink w:history="1" r:id="rIdldexotqnpxjy8a3mi1rhz">
         <w:r>
           <w:rPr>
             <w:rStyle w:val="Hyperlink"/>
@@ -978,7 +978,7 @@
       <w:r>
         <w:t xml:space="preserve"> — créé — </w:t>
       </w:r>
-      <w:hyperlink w:history="1" r:id="rIdbifgsywy9mnaqadzrbayk">
+      <w:hyperlink w:history="1" r:id="rId5hv7iyn928cavnryvgbkw">
         <w:r>
           <w:rPr>
             <w:rStyle w:val="Hyperlink"/>
@@ -1007,7 +1007,7 @@
       <w:r>
         <w:t xml:space="preserve"> — modifié — </w:t>
       </w:r>
-      <w:hyperlink w:history="1" r:id="rId2n6-lmtlpqlpuoaufy_jv">
+      <w:hyperlink w:history="1" r:id="rIdr4jsn7rv6zoxzwzjmx-ls">
         <w:r>
           <w:rPr>
             <w:rStyle w:val="Hyperlink"/>
@@ -1036,7 +1036,7 @@
       <w:r>
         <w:t xml:space="preserve"> — modifié — </w:t>
       </w:r>
-      <w:hyperlink w:history="1" r:id="rIdvtqqcogspgvstka6jq1u4">
+      <w:hyperlink w:history="1" r:id="rIdtnyqoqtlus3hf2yvdne1w">
         <w:r>
           <w:rPr>
             <w:rStyle w:val="Hyperlink"/>
@@ -1073,7 +1073,7 @@
       <w:r>
         <w:t xml:space="preserve"> — modifié — </w:t>
       </w:r>
-      <w:hyperlink w:history="1" r:id="rIdsr47gk0iwufyqnfqou37t">
+      <w:hyperlink w:history="1" r:id="rId7s75robrdssneeadmyiri">
         <w:r>
           <w:rPr>
             <w:rStyle w:val="Hyperlink"/>
@@ -1102,7 +1102,7 @@
       <w:r>
         <w:t xml:space="preserve"> — créé — </w:t>
       </w:r>
-      <w:hyperlink w:history="1" r:id="rIdivoscrwlxmoqrtfaa4uk0">
+      <w:hyperlink w:history="1" r:id="rIdwscq8m92ssfe4ikm9edzu">
         <w:r>
           <w:rPr>
             <w:rStyle w:val="Hyperlink"/>
@@ -1131,7 +1131,7 @@
       <w:r>
         <w:t xml:space="preserve"> — modifié — </w:t>
       </w:r>
-      <w:hyperlink w:history="1" r:id="rIdnplj2muc8dygw9bd07f0p">
+      <w:hyperlink w:history="1" r:id="rIdeejyfrl4jwwbitgqcx6ep">
         <w:r>
           <w:rPr>
             <w:rStyle w:val="Hyperlink"/>
@@ -1168,7 +1168,7 @@
       <w:r>
         <w:t xml:space="preserve"> — modifié — </w:t>
       </w:r>
-      <w:hyperlink w:history="1" r:id="rIdmc_wjovbhn1nhptwy8yic">
+      <w:hyperlink w:history="1" r:id="rIdlrteecjj1haloaf2lbrnc">
         <w:r>
           <w:rPr>
             <w:rStyle w:val="Hyperlink"/>
@@ -1205,7 +1205,7 @@
       <w:r>
         <w:t xml:space="preserve"> — modifié — </w:t>
       </w:r>
-      <w:hyperlink w:history="1" r:id="rIdkvaby3qasqonzx4snvc03">
+      <w:hyperlink w:history="1" r:id="rIdnqjqqhy8cifjx4z0jsair">
         <w:r>
           <w:rPr>
             <w:rStyle w:val="Hyperlink"/>
@@ -1234,7 +1234,7 @@
       <w:r>
         <w:t xml:space="preserve"> — modifié — </w:t>
       </w:r>
-      <w:hyperlink w:history="1" r:id="rIdr1frqldtmpvnfa7_id7mf">
+      <w:hyperlink w:history="1" r:id="rId6dejwikdg0zmtruegyrvl">
         <w:r>
           <w:rPr>
             <w:rStyle w:val="Hyperlink"/>
@@ -1263,7 +1263,7 @@
       <w:r>
         <w:t xml:space="preserve"> — modifié — </w:t>
       </w:r>
-      <w:hyperlink w:history="1" r:id="rIdevagfcg1cv6hgpedisip6">
+      <w:hyperlink w:history="1" r:id="rIdgu6fcg-qrsbftfhjneomn">
         <w:r>
           <w:rPr>
             <w:rStyle w:val="Hyperlink"/>

--- a/docs/developpement/phases/word/PHASE_21_BACK_OFFICE_EDITEUR_NIVEAU_1.docx
+++ b/docs/developpement/phases/word/PHASE_21_BACK_OFFICE_EDITEUR_NIVEAU_1.docx
@@ -20,7 +20,7 @@
       <w:r>
         <w:t xml:space="preserve">FlaiX Expert · dossier de développement · généré le 2026-10-21 depuis le dépôt </w:t>
       </w:r>
-      <w:hyperlink w:history="1" r:id="rIdqxs3gqva2f8nr27zg-cwg">
+      <w:hyperlink w:history="1" r:id="rIdjr2_ifpphii9w-byqns6i">
         <w:r>
           <w:rPr>
             <w:rStyle w:val="Hyperlink"/>
@@ -712,7 +712,7 @@
           <w:numId w:val="2"/>
         </w:numPr>
       </w:pPr>
-      <w:hyperlink w:history="1" r:id="rIdfeckicvakxih1lznpr8yu">
+      <w:hyperlink w:history="1" r:id="rId7hf-p4vg8gfrshwiv9dqu">
         <w:r>
           <w:rPr>
             <w:rStyle w:val="Hyperlink"/>
@@ -732,7 +732,7 @@
           <w:numId w:val="2"/>
         </w:numPr>
       </w:pPr>
-      <w:hyperlink w:history="1" r:id="rId0mooolmi2abycldm_f2nt">
+      <w:hyperlink w:history="1" r:id="rId2utbj3_nwjtnyecfr39p0">
         <w:r>
           <w:rPr>
             <w:rStyle w:val="Hyperlink"/>
@@ -780,7 +780,7 @@
       <w:r>
         <w:t xml:space="preserve"> — créé — </w:t>
       </w:r>
-      <w:hyperlink w:history="1" r:id="rIdpcexicoqkzv9tlaf77bnq">
+      <w:hyperlink w:history="1" r:id="rIdn1r2glzsb_kvujlz7xl6j">
         <w:r>
           <w:rPr>
             <w:rStyle w:val="Hyperlink"/>
@@ -817,7 +817,7 @@
       <w:r>
         <w:t xml:space="preserve"> — créé — </w:t>
       </w:r>
-      <w:hyperlink w:history="1" r:id="rIdo9ktd4hn8dv56x9ejp3kn">
+      <w:hyperlink w:history="1" r:id="rIdnsnckqz4qw5shrszei9qy">
         <w:r>
           <w:rPr>
             <w:rStyle w:val="Hyperlink"/>
@@ -854,7 +854,7 @@
       <w:r>
         <w:t xml:space="preserve"> — créé — </w:t>
       </w:r>
-      <w:hyperlink w:history="1" r:id="rId_zofozwur3zrco1rki4rk">
+      <w:hyperlink w:history="1" r:id="rIdwiy_up-ut25vsh1zmv27m">
         <w:r>
           <w:rPr>
             <w:rStyle w:val="Hyperlink"/>
@@ -883,7 +883,7 @@
       <w:r>
         <w:t xml:space="preserve"> — modifié — </w:t>
       </w:r>
-      <w:hyperlink w:history="1" r:id="rIdrbh6oi5mvdbqlyrsteq5n">
+      <w:hyperlink w:history="1" r:id="rIdu1modnmoq-6b9lyfr7jqe">
         <w:r>
           <w:rPr>
             <w:rStyle w:val="Hyperlink"/>
@@ -912,7 +912,7 @@
       <w:r>
         <w:t xml:space="preserve"> — modifié — </w:t>
       </w:r>
-      <w:hyperlink w:history="1" r:id="rId4ivv_d85hojhv8gssmdkd">
+      <w:hyperlink w:history="1" r:id="rIdo90xbxx_sqtvl4k8k3inn">
         <w:r>
           <w:rPr>
             <w:rStyle w:val="Hyperlink"/>
@@ -949,7 +949,7 @@
       <w:r>
         <w:t xml:space="preserve"> — modifié — </w:t>
       </w:r>
-      <w:hyperlink w:history="1" r:id="rIdldexotqnpxjy8a3mi1rhz">
+      <w:hyperlink w:history="1" r:id="rIdyp_m9mh3goak1dqlu_rmg">
         <w:r>
           <w:rPr>
             <w:rStyle w:val="Hyperlink"/>
@@ -978,7 +978,7 @@
       <w:r>
         <w:t xml:space="preserve"> — créé — </w:t>
       </w:r>
-      <w:hyperlink w:history="1" r:id="rId5hv7iyn928cavnryvgbkw">
+      <w:hyperlink w:history="1" r:id="rId4agatk33xjz2hvzuhfr_n">
         <w:r>
           <w:rPr>
             <w:rStyle w:val="Hyperlink"/>
@@ -1007,7 +1007,7 @@
       <w:r>
         <w:t xml:space="preserve"> — modifié — </w:t>
       </w:r>
-      <w:hyperlink w:history="1" r:id="rIdr4jsn7rv6zoxzwzjmx-ls">
+      <w:hyperlink w:history="1" r:id="rIdiqu3jomtv6gsr7pwwvhnm">
         <w:r>
           <w:rPr>
             <w:rStyle w:val="Hyperlink"/>
@@ -1036,7 +1036,7 @@
       <w:r>
         <w:t xml:space="preserve"> — modifié — </w:t>
       </w:r>
-      <w:hyperlink w:history="1" r:id="rIdtnyqoqtlus3hf2yvdne1w">
+      <w:hyperlink w:history="1" r:id="rIdpui8k7nljoroyr4sepmbw">
         <w:r>
           <w:rPr>
             <w:rStyle w:val="Hyperlink"/>
@@ -1073,7 +1073,7 @@
       <w:r>
         <w:t xml:space="preserve"> — modifié — </w:t>
       </w:r>
-      <w:hyperlink w:history="1" r:id="rId7s75robrdssneeadmyiri">
+      <w:hyperlink w:history="1" r:id="rIdh6fvoq6ayks6ordljqfek">
         <w:r>
           <w:rPr>
             <w:rStyle w:val="Hyperlink"/>
@@ -1102,7 +1102,7 @@
       <w:r>
         <w:t xml:space="preserve"> — créé — </w:t>
       </w:r>
-      <w:hyperlink w:history="1" r:id="rIdwscq8m92ssfe4ikm9edzu">
+      <w:hyperlink w:history="1" r:id="rIdt7d15ut-nxkvhqz1wdtqn">
         <w:r>
           <w:rPr>
             <w:rStyle w:val="Hyperlink"/>
@@ -1131,7 +1131,7 @@
       <w:r>
         <w:t xml:space="preserve"> — modifié — </w:t>
       </w:r>
-      <w:hyperlink w:history="1" r:id="rIdeejyfrl4jwwbitgqcx6ep">
+      <w:hyperlink w:history="1" r:id="rIduhlg9ug9sav2wwv65to23">
         <w:r>
           <w:rPr>
             <w:rStyle w:val="Hyperlink"/>
@@ -1168,7 +1168,7 @@
       <w:r>
         <w:t xml:space="preserve"> — modifié — </w:t>
       </w:r>
-      <w:hyperlink w:history="1" r:id="rIdlrteecjj1haloaf2lbrnc">
+      <w:hyperlink w:history="1" r:id="rId5gbj8dsmiixmt8v8rp-fk">
         <w:r>
           <w:rPr>
             <w:rStyle w:val="Hyperlink"/>
@@ -1205,7 +1205,7 @@
       <w:r>
         <w:t xml:space="preserve"> — modifié — </w:t>
       </w:r>
-      <w:hyperlink w:history="1" r:id="rIdnqjqqhy8cifjx4z0jsair">
+      <w:hyperlink w:history="1" r:id="rIdjflmix7pkltij72ifu276">
         <w:r>
           <w:rPr>
             <w:rStyle w:val="Hyperlink"/>
@@ -1234,7 +1234,7 @@
       <w:r>
         <w:t xml:space="preserve"> — modifié — </w:t>
       </w:r>
-      <w:hyperlink w:history="1" r:id="rId6dejwikdg0zmtruegyrvl">
+      <w:hyperlink w:history="1" r:id="rIdgkl7dxaoztknqibruwmt_">
         <w:r>
           <w:rPr>
             <w:rStyle w:val="Hyperlink"/>
@@ -1263,7 +1263,7 @@
       <w:r>
         <w:t xml:space="preserve"> — modifié — </w:t>
       </w:r>
-      <w:hyperlink w:history="1" r:id="rIdgu6fcg-qrsbftfhjneomn">
+      <w:hyperlink w:history="1" r:id="rIdtbrw06f2-gicpjqtsnzon">
         <w:r>
           <w:rPr>
             <w:rStyle w:val="Hyperlink"/>

--- a/docs/developpement/phases/word/PHASE_21_BACK_OFFICE_EDITEUR_NIVEAU_1.docx
+++ b/docs/developpement/phases/word/PHASE_21_BACK_OFFICE_EDITEUR_NIVEAU_1.docx
@@ -18,9 +18,9 @@
         <w:shd w:fill="F6F3FF" w:color="auto" w:val="clear"/>
       </w:pPr>
       <w:r>
-        <w:t xml:space="preserve">FlaiX Expert · dossier de développement · généré le 2026-10-21 depuis le dépôt </w:t>
-      </w:r>
-      <w:hyperlink w:history="1" r:id="rIdjr2_ifpphii9w-byqns6i">
+        <w:t xml:space="preserve">FlaiX Expert · dossier de développement · généré le 2026-10-23 depuis le dépôt </w:t>
+      </w:r>
+      <w:hyperlink w:history="1" r:id="rIdicysh__njsz7ubgdx3w9p">
         <w:r>
           <w:rPr>
             <w:rStyle w:val="Hyperlink"/>
@@ -712,7 +712,7 @@
           <w:numId w:val="2"/>
         </w:numPr>
       </w:pPr>
-      <w:hyperlink w:history="1" r:id="rId7hf-p4vg8gfrshwiv9dqu">
+      <w:hyperlink w:history="1" r:id="rIdgsvd86d5yqgsun2ayyiey">
         <w:r>
           <w:rPr>
             <w:rStyle w:val="Hyperlink"/>
@@ -732,7 +732,7 @@
           <w:numId w:val="2"/>
         </w:numPr>
       </w:pPr>
-      <w:hyperlink w:history="1" r:id="rId2utbj3_nwjtnyecfr39p0">
+      <w:hyperlink w:history="1" r:id="rIdaeintfwovtcp8cpbo9d14">
         <w:r>
           <w:rPr>
             <w:rStyle w:val="Hyperlink"/>
@@ -780,7 +780,7 @@
       <w:r>
         <w:t xml:space="preserve"> — créé — </w:t>
       </w:r>
-      <w:hyperlink w:history="1" r:id="rIdn1r2glzsb_kvujlz7xl6j">
+      <w:hyperlink w:history="1" r:id="rIdekdaokhim_7bspzwnec2l">
         <w:r>
           <w:rPr>
             <w:rStyle w:val="Hyperlink"/>
@@ -817,7 +817,7 @@
       <w:r>
         <w:t xml:space="preserve"> — créé — </w:t>
       </w:r>
-      <w:hyperlink w:history="1" r:id="rIdnsnckqz4qw5shrszei9qy">
+      <w:hyperlink w:history="1" r:id="rIdbxzqqoovyukjl2tp___l1">
         <w:r>
           <w:rPr>
             <w:rStyle w:val="Hyperlink"/>
@@ -854,7 +854,7 @@
       <w:r>
         <w:t xml:space="preserve"> — créé — </w:t>
       </w:r>
-      <w:hyperlink w:history="1" r:id="rIdwiy_up-ut25vsh1zmv27m">
+      <w:hyperlink w:history="1" r:id="rIdxne90_as2ur_xgu_ejftp">
         <w:r>
           <w:rPr>
             <w:rStyle w:val="Hyperlink"/>
@@ -883,7 +883,7 @@
       <w:r>
         <w:t xml:space="preserve"> — modifié — </w:t>
       </w:r>
-      <w:hyperlink w:history="1" r:id="rIdu1modnmoq-6b9lyfr7jqe">
+      <w:hyperlink w:history="1" r:id="rId34ehmua1zrw8jvhqcr-q9">
         <w:r>
           <w:rPr>
             <w:rStyle w:val="Hyperlink"/>
@@ -912,7 +912,7 @@
       <w:r>
         <w:t xml:space="preserve"> — modifié — </w:t>
       </w:r>
-      <w:hyperlink w:history="1" r:id="rIdo90xbxx_sqtvl4k8k3inn">
+      <w:hyperlink w:history="1" r:id="rId9abpldb_qa6_2mkoyjnzm">
         <w:r>
           <w:rPr>
             <w:rStyle w:val="Hyperlink"/>
@@ -949,7 +949,7 @@
       <w:r>
         <w:t xml:space="preserve"> — modifié — </w:t>
       </w:r>
-      <w:hyperlink w:history="1" r:id="rIdyp_m9mh3goak1dqlu_rmg">
+      <w:hyperlink w:history="1" r:id="rId3fxw1_lpe6qimilmqn7jd">
         <w:r>
           <w:rPr>
             <w:rStyle w:val="Hyperlink"/>
@@ -978,7 +978,7 @@
       <w:r>
         <w:t xml:space="preserve"> — créé — </w:t>
       </w:r>
-      <w:hyperlink w:history="1" r:id="rId4agatk33xjz2hvzuhfr_n">
+      <w:hyperlink w:history="1" r:id="rIdjunr-xpnksrllrhuur-fv">
         <w:r>
           <w:rPr>
             <w:rStyle w:val="Hyperlink"/>
@@ -1007,7 +1007,7 @@
       <w:r>
         <w:t xml:space="preserve"> — modifié — </w:t>
       </w:r>
-      <w:hyperlink w:history="1" r:id="rIdiqu3jomtv6gsr7pwwvhnm">
+      <w:hyperlink w:history="1" r:id="rId2exnans5sn9mjdn29bouo">
         <w:r>
           <w:rPr>
             <w:rStyle w:val="Hyperlink"/>
@@ -1036,7 +1036,7 @@
       <w:r>
         <w:t xml:space="preserve"> — modifié — </w:t>
       </w:r>
-      <w:hyperlink w:history="1" r:id="rIdpui8k7nljoroyr4sepmbw">
+      <w:hyperlink w:history="1" r:id="rIdbo_nxhp7kjzul2zr-jsx3">
         <w:r>
           <w:rPr>
             <w:rStyle w:val="Hyperlink"/>
@@ -1073,7 +1073,7 @@
       <w:r>
         <w:t xml:space="preserve"> — modifié — </w:t>
       </w:r>
-      <w:hyperlink w:history="1" r:id="rIdh6fvoq6ayks6ordljqfek">
+      <w:hyperlink w:history="1" r:id="rIdhmjhkym8dyqaqyxtfui26">
         <w:r>
           <w:rPr>
             <w:rStyle w:val="Hyperlink"/>
@@ -1102,7 +1102,7 @@
       <w:r>
         <w:t xml:space="preserve"> — créé — </w:t>
       </w:r>
-      <w:hyperlink w:history="1" r:id="rIdt7d15ut-nxkvhqz1wdtqn">
+      <w:hyperlink w:history="1" r:id="rIdbj1kadjf4g5gfbcvv8ny2">
         <w:r>
           <w:rPr>
             <w:rStyle w:val="Hyperlink"/>
@@ -1131,7 +1131,7 @@
       <w:r>
         <w:t xml:space="preserve"> — modifié — </w:t>
       </w:r>
-      <w:hyperlink w:history="1" r:id="rIduhlg9ug9sav2wwv65to23">
+      <w:hyperlink w:history="1" r:id="rIdqwn75xvgxerfm-d7lvxk5">
         <w:r>
           <w:rPr>
             <w:rStyle w:val="Hyperlink"/>
@@ -1168,7 +1168,7 @@
       <w:r>
         <w:t xml:space="preserve"> — modifié — </w:t>
       </w:r>
-      <w:hyperlink w:history="1" r:id="rId5gbj8dsmiixmt8v8rp-fk">
+      <w:hyperlink w:history="1" r:id="rId6klxtbfeinz6giflar-6p">
         <w:r>
           <w:rPr>
             <w:rStyle w:val="Hyperlink"/>
@@ -1205,7 +1205,7 @@
       <w:r>
         <w:t xml:space="preserve"> — modifié — </w:t>
       </w:r>
-      <w:hyperlink w:history="1" r:id="rIdjflmix7pkltij72ifu276">
+      <w:hyperlink w:history="1" r:id="rIdc0vnsnp0hhjhvppouipfx">
         <w:r>
           <w:rPr>
             <w:rStyle w:val="Hyperlink"/>
@@ -1234,7 +1234,7 @@
       <w:r>
         <w:t xml:space="preserve"> — modifié — </w:t>
       </w:r>
-      <w:hyperlink w:history="1" r:id="rIdgkl7dxaoztknqibruwmt_">
+      <w:hyperlink w:history="1" r:id="rId9aqzmqusvjox7ktacouu9">
         <w:r>
           <w:rPr>
             <w:rStyle w:val="Hyperlink"/>
@@ -1263,7 +1263,7 @@
       <w:r>
         <w:t xml:space="preserve"> — modifié — </w:t>
       </w:r>
-      <w:hyperlink w:history="1" r:id="rIdtbrw06f2-gicpjqtsnzon">
+      <w:hyperlink w:history="1" r:id="rIdzoys-ilsncbtfgmzxnset">
         <w:r>
           <w:rPr>
             <w:rStyle w:val="Hyperlink"/>

--- a/docs/developpement/phases/word/PHASE_21_BACK_OFFICE_EDITEUR_NIVEAU_1.docx
+++ b/docs/developpement/phases/word/PHASE_21_BACK_OFFICE_EDITEUR_NIVEAU_1.docx
@@ -18,9 +18,9 @@
         <w:shd w:fill="F6F3FF" w:color="auto" w:val="clear"/>
       </w:pPr>
       <w:r>
-        <w:t xml:space="preserve">FlaiX Expert · dossier de développement · généré le 2026-10-23 depuis le dépôt </w:t>
-      </w:r>
-      <w:hyperlink w:history="1" r:id="rIdicysh__njsz7ubgdx3w9p">
+        <w:t xml:space="preserve">FlaiX Expert · dossier de développement · généré le 2026-10-24 depuis le dépôt </w:t>
+      </w:r>
+      <w:hyperlink w:history="1" r:id="rIdhyro47utkkdf9p7ao2ilv">
         <w:r>
           <w:rPr>
             <w:rStyle w:val="Hyperlink"/>
@@ -712,7 +712,7 @@
           <w:numId w:val="2"/>
         </w:numPr>
       </w:pPr>
-      <w:hyperlink w:history="1" r:id="rIdgsvd86d5yqgsun2ayyiey">
+      <w:hyperlink w:history="1" r:id="rIdiwmfxeugfmjcpbwbbkzip">
         <w:r>
           <w:rPr>
             <w:rStyle w:val="Hyperlink"/>
@@ -732,7 +732,7 @@
           <w:numId w:val="2"/>
         </w:numPr>
       </w:pPr>
-      <w:hyperlink w:history="1" r:id="rIdaeintfwovtcp8cpbo9d14">
+      <w:hyperlink w:history="1" r:id="rIdi_ncn21w93hal_8k7rapy">
         <w:r>
           <w:rPr>
             <w:rStyle w:val="Hyperlink"/>
@@ -780,7 +780,7 @@
       <w:r>
         <w:t xml:space="preserve"> — créé — </w:t>
       </w:r>
-      <w:hyperlink w:history="1" r:id="rIdekdaokhim_7bspzwnec2l">
+      <w:hyperlink w:history="1" r:id="rIdyvxduga941y504ggenzjq">
         <w:r>
           <w:rPr>
             <w:rStyle w:val="Hyperlink"/>
@@ -817,7 +817,7 @@
       <w:r>
         <w:t xml:space="preserve"> — créé — </w:t>
       </w:r>
-      <w:hyperlink w:history="1" r:id="rIdbxzqqoovyukjl2tp___l1">
+      <w:hyperlink w:history="1" r:id="rIdtmbnz2eohwpex5hc7hzok">
         <w:r>
           <w:rPr>
             <w:rStyle w:val="Hyperlink"/>
@@ -854,7 +854,7 @@
       <w:r>
         <w:t xml:space="preserve"> — créé — </w:t>
       </w:r>
-      <w:hyperlink w:history="1" r:id="rIdxne90_as2ur_xgu_ejftp">
+      <w:hyperlink w:history="1" r:id="rIdvjydtyfhiwugocon59xde">
         <w:r>
           <w:rPr>
             <w:rStyle w:val="Hyperlink"/>
@@ -883,7 +883,7 @@
       <w:r>
         <w:t xml:space="preserve"> — modifié — </w:t>
       </w:r>
-      <w:hyperlink w:history="1" r:id="rId34ehmua1zrw8jvhqcr-q9">
+      <w:hyperlink w:history="1" r:id="rIdjwktejko4_fs_bqnnmxt1">
         <w:r>
           <w:rPr>
             <w:rStyle w:val="Hyperlink"/>
@@ -912,7 +912,7 @@
       <w:r>
         <w:t xml:space="preserve"> — modifié — </w:t>
       </w:r>
-      <w:hyperlink w:history="1" r:id="rId9abpldb_qa6_2mkoyjnzm">
+      <w:hyperlink w:history="1" r:id="rIddq-iem3g9henc7il3ahzu">
         <w:r>
           <w:rPr>
             <w:rStyle w:val="Hyperlink"/>
@@ -949,7 +949,7 @@
       <w:r>
         <w:t xml:space="preserve"> — modifié — </w:t>
       </w:r>
-      <w:hyperlink w:history="1" r:id="rId3fxw1_lpe6qimilmqn7jd">
+      <w:hyperlink w:history="1" r:id="rIdq0ku9dbn7bflchwyrvdme">
         <w:r>
           <w:rPr>
             <w:rStyle w:val="Hyperlink"/>
@@ -978,7 +978,7 @@
       <w:r>
         <w:t xml:space="preserve"> — créé — </w:t>
       </w:r>
-      <w:hyperlink w:history="1" r:id="rIdjunr-xpnksrllrhuur-fv">
+      <w:hyperlink w:history="1" r:id="rId_mjlc8vpqyy0arz_swber">
         <w:r>
           <w:rPr>
             <w:rStyle w:val="Hyperlink"/>
@@ -1007,7 +1007,7 @@
       <w:r>
         <w:t xml:space="preserve"> — modifié — </w:t>
       </w:r>
-      <w:hyperlink w:history="1" r:id="rId2exnans5sn9mjdn29bouo">
+      <w:hyperlink w:history="1" r:id="rIdtkxks6f0siupaxjzhbt2r">
         <w:r>
           <w:rPr>
             <w:rStyle w:val="Hyperlink"/>
@@ -1036,7 +1036,7 @@
       <w:r>
         <w:t xml:space="preserve"> — modifié — </w:t>
       </w:r>
-      <w:hyperlink w:history="1" r:id="rIdbo_nxhp7kjzul2zr-jsx3">
+      <w:hyperlink w:history="1" r:id="rIdiap-ckauregzn_obaajjp">
         <w:r>
           <w:rPr>
             <w:rStyle w:val="Hyperlink"/>
@@ -1073,7 +1073,7 @@
       <w:r>
         <w:t xml:space="preserve"> — modifié — </w:t>
       </w:r>
-      <w:hyperlink w:history="1" r:id="rIdhmjhkym8dyqaqyxtfui26">
+      <w:hyperlink w:history="1" r:id="rIdk_drzd5szcoin_ksem-z1">
         <w:r>
           <w:rPr>
             <w:rStyle w:val="Hyperlink"/>
@@ -1102,7 +1102,7 @@
       <w:r>
         <w:t xml:space="preserve"> — créé — </w:t>
       </w:r>
-      <w:hyperlink w:history="1" r:id="rIdbj1kadjf4g5gfbcvv8ny2">
+      <w:hyperlink w:history="1" r:id="rIdhqmgtpugfsuc9lhb6jf6q">
         <w:r>
           <w:rPr>
             <w:rStyle w:val="Hyperlink"/>
@@ -1131,7 +1131,7 @@
       <w:r>
         <w:t xml:space="preserve"> — modifié — </w:t>
       </w:r>
-      <w:hyperlink w:history="1" r:id="rIdqwn75xvgxerfm-d7lvxk5">
+      <w:hyperlink w:history="1" r:id="rIdesqmrse_nkohsayasg0jx">
         <w:r>
           <w:rPr>
             <w:rStyle w:val="Hyperlink"/>
@@ -1168,7 +1168,7 @@
       <w:r>
         <w:t xml:space="preserve"> — modifié — </w:t>
       </w:r>
-      <w:hyperlink w:history="1" r:id="rId6klxtbfeinz6giflar-6p">
+      <w:hyperlink w:history="1" r:id="rId3kgqz34xlp77dzvzds7gj">
         <w:r>
           <w:rPr>
             <w:rStyle w:val="Hyperlink"/>
@@ -1205,7 +1205,7 @@
       <w:r>
         <w:t xml:space="preserve"> — modifié — </w:t>
       </w:r>
-      <w:hyperlink w:history="1" r:id="rIdc0vnsnp0hhjhvppouipfx">
+      <w:hyperlink w:history="1" r:id="rIdruzxqqdrf7gcyimoc70eh">
         <w:r>
           <w:rPr>
             <w:rStyle w:val="Hyperlink"/>
@@ -1234,7 +1234,7 @@
       <w:r>
         <w:t xml:space="preserve"> — modifié — </w:t>
       </w:r>
-      <w:hyperlink w:history="1" r:id="rId9aqzmqusvjox7ktacouu9">
+      <w:hyperlink w:history="1" r:id="rIda0w0bz6qjyqmnt55uqf5c">
         <w:r>
           <w:rPr>
             <w:rStyle w:val="Hyperlink"/>
@@ -1263,7 +1263,7 @@
       <w:r>
         <w:t xml:space="preserve"> — modifié — </w:t>
       </w:r>
-      <w:hyperlink w:history="1" r:id="rIdzoys-ilsncbtfgmzxnset">
+      <w:hyperlink w:history="1" r:id="rIdn7ya_lphoqowjapbffjzw">
         <w:r>
           <w:rPr>
             <w:rStyle w:val="Hyperlink"/>

--- a/docs/developpement/phases/word/PHASE_21_BACK_OFFICE_EDITEUR_NIVEAU_1.docx
+++ b/docs/developpement/phases/word/PHASE_21_BACK_OFFICE_EDITEUR_NIVEAU_1.docx
@@ -18,9 +18,9 @@
         <w:shd w:fill="F6F3FF" w:color="auto" w:val="clear"/>
       </w:pPr>
       <w:r>
-        <w:t xml:space="preserve">FlaiX Expert · dossier de développement · généré le 2026-10-24 depuis le dépôt </w:t>
-      </w:r>
-      <w:hyperlink w:history="1" r:id="rIdhyro47utkkdf9p7ao2ilv">
+        <w:t xml:space="preserve">FlaiX Expert · dossier de développement · généré le 2026-10-25 depuis le dépôt </w:t>
+      </w:r>
+      <w:hyperlink w:history="1" r:id="rIdqairge-tgcmfjs7ma19nl">
         <w:r>
           <w:rPr>
             <w:rStyle w:val="Hyperlink"/>
@@ -712,7 +712,7 @@
           <w:numId w:val="2"/>
         </w:numPr>
       </w:pPr>
-      <w:hyperlink w:history="1" r:id="rIdiwmfxeugfmjcpbwbbkzip">
+      <w:hyperlink w:history="1" r:id="rIdxqoeqtodioqiekc8coxcd">
         <w:r>
           <w:rPr>
             <w:rStyle w:val="Hyperlink"/>
@@ -732,7 +732,7 @@
           <w:numId w:val="2"/>
         </w:numPr>
       </w:pPr>
-      <w:hyperlink w:history="1" r:id="rIdi_ncn21w93hal_8k7rapy">
+      <w:hyperlink w:history="1" r:id="rIdtxnumqbjnmtmrka2gltdh">
         <w:r>
           <w:rPr>
             <w:rStyle w:val="Hyperlink"/>
@@ -780,7 +780,7 @@
       <w:r>
         <w:t xml:space="preserve"> — créé — </w:t>
       </w:r>
-      <w:hyperlink w:history="1" r:id="rIdyvxduga941y504ggenzjq">
+      <w:hyperlink w:history="1" r:id="rIdn0py-7kr5gpdvihsypizn">
         <w:r>
           <w:rPr>
             <w:rStyle w:val="Hyperlink"/>
@@ -817,7 +817,7 @@
       <w:r>
         <w:t xml:space="preserve"> — créé — </w:t>
       </w:r>
-      <w:hyperlink w:history="1" r:id="rIdtmbnz2eohwpex5hc7hzok">
+      <w:hyperlink w:history="1" r:id="rIdtdl7-8aoqhqxoxzjm9zuy">
         <w:r>
           <w:rPr>
             <w:rStyle w:val="Hyperlink"/>
@@ -854,7 +854,7 @@
       <w:r>
         <w:t xml:space="preserve"> — créé — </w:t>
       </w:r>
-      <w:hyperlink w:history="1" r:id="rIdvjydtyfhiwugocon59xde">
+      <w:hyperlink w:history="1" r:id="rIdlxjsjvkdqxznxgiq0nwu4">
         <w:r>
           <w:rPr>
             <w:rStyle w:val="Hyperlink"/>
@@ -883,7 +883,7 @@
       <w:r>
         <w:t xml:space="preserve"> — modifié — </w:t>
       </w:r>
-      <w:hyperlink w:history="1" r:id="rIdjwktejko4_fs_bqnnmxt1">
+      <w:hyperlink w:history="1" r:id="rIdytmuhlwbvly9krbodbetg">
         <w:r>
           <w:rPr>
             <w:rStyle w:val="Hyperlink"/>
@@ -912,7 +912,7 @@
       <w:r>
         <w:t xml:space="preserve"> — modifié — </w:t>
       </w:r>
-      <w:hyperlink w:history="1" r:id="rIddq-iem3g9henc7il3ahzu">
+      <w:hyperlink w:history="1" r:id="rIdp7mg0gricfc5q7stlcsiy">
         <w:r>
           <w:rPr>
             <w:rStyle w:val="Hyperlink"/>
@@ -949,7 +949,7 @@
       <w:r>
         <w:t xml:space="preserve"> — modifié — </w:t>
       </w:r>
-      <w:hyperlink w:history="1" r:id="rIdq0ku9dbn7bflchwyrvdme">
+      <w:hyperlink w:history="1" r:id="rIdxmnotqvn7z_w5t-otyta7">
         <w:r>
           <w:rPr>
             <w:rStyle w:val="Hyperlink"/>
@@ -978,7 +978,7 @@
       <w:r>
         <w:t xml:space="preserve"> — créé — </w:t>
       </w:r>
-      <w:hyperlink w:history="1" r:id="rId_mjlc8vpqyy0arz_swber">
+      <w:hyperlink w:history="1" r:id="rIdog_6aq8yqpg6ugngj2ypk">
         <w:r>
           <w:rPr>
             <w:rStyle w:val="Hyperlink"/>
@@ -1007,7 +1007,7 @@
       <w:r>
         <w:t xml:space="preserve"> — modifié — </w:t>
       </w:r>
-      <w:hyperlink w:history="1" r:id="rIdtkxks6f0siupaxjzhbt2r">
+      <w:hyperlink w:history="1" r:id="rIdngxfupa8kqsdzwgwqk7au">
         <w:r>
           <w:rPr>
             <w:rStyle w:val="Hyperlink"/>
@@ -1036,7 +1036,7 @@
       <w:r>
         <w:t xml:space="preserve"> — modifié — </w:t>
       </w:r>
-      <w:hyperlink w:history="1" r:id="rIdiap-ckauregzn_obaajjp">
+      <w:hyperlink w:history="1" r:id="rIdawhfocnyd49yhoz-8t_1m">
         <w:r>
           <w:rPr>
             <w:rStyle w:val="Hyperlink"/>
@@ -1073,7 +1073,7 @@
       <w:r>
         <w:t xml:space="preserve"> — modifié — </w:t>
       </w:r>
-      <w:hyperlink w:history="1" r:id="rIdk_drzd5szcoin_ksem-z1">
+      <w:hyperlink w:history="1" r:id="rId6pq5vnmgykqojnigmnlqu">
         <w:r>
           <w:rPr>
             <w:rStyle w:val="Hyperlink"/>
@@ -1102,7 +1102,7 @@
       <w:r>
         <w:t xml:space="preserve"> — créé — </w:t>
       </w:r>
-      <w:hyperlink w:history="1" r:id="rIdhqmgtpugfsuc9lhb6jf6q">
+      <w:hyperlink w:history="1" r:id="rId55opanb1gpsh4cyrprcxs">
         <w:r>
           <w:rPr>
             <w:rStyle w:val="Hyperlink"/>
@@ -1131,7 +1131,7 @@
       <w:r>
         <w:t xml:space="preserve"> — modifié — </w:t>
       </w:r>
-      <w:hyperlink w:history="1" r:id="rIdesqmrse_nkohsayasg0jx">
+      <w:hyperlink w:history="1" r:id="rIdrwye-ga7zz8ejxxd17jst">
         <w:r>
           <w:rPr>
             <w:rStyle w:val="Hyperlink"/>
@@ -1168,7 +1168,7 @@
       <w:r>
         <w:t xml:space="preserve"> — modifié — </w:t>
       </w:r>
-      <w:hyperlink w:history="1" r:id="rId3kgqz34xlp77dzvzds7gj">
+      <w:hyperlink w:history="1" r:id="rIdtcrev740d6opmj4louahd">
         <w:r>
           <w:rPr>
             <w:rStyle w:val="Hyperlink"/>
@@ -1205,7 +1205,7 @@
       <w:r>
         <w:t xml:space="preserve"> — modifié — </w:t>
       </w:r>
-      <w:hyperlink w:history="1" r:id="rIdruzxqqdrf7gcyimoc70eh">
+      <w:hyperlink w:history="1" r:id="rIds_yxcwv6tmbuigmy-0fgl">
         <w:r>
           <w:rPr>
             <w:rStyle w:val="Hyperlink"/>
@@ -1234,7 +1234,7 @@
       <w:r>
         <w:t xml:space="preserve"> — modifié — </w:t>
       </w:r>
-      <w:hyperlink w:history="1" r:id="rIda0w0bz6qjyqmnt55uqf5c">
+      <w:hyperlink w:history="1" r:id="rIdweypr-eb0zgbqxwawdkhp">
         <w:r>
           <w:rPr>
             <w:rStyle w:val="Hyperlink"/>
@@ -1263,7 +1263,7 @@
       <w:r>
         <w:t xml:space="preserve"> — modifié — </w:t>
       </w:r>
-      <w:hyperlink w:history="1" r:id="rIdn7ya_lphoqowjapbffjzw">
+      <w:hyperlink w:history="1" r:id="rIdet5ranjijlve0lzbv34fx">
         <w:r>
           <w:rPr>
             <w:rStyle w:val="Hyperlink"/>

--- a/docs/developpement/phases/word/PHASE_21_BACK_OFFICE_EDITEUR_NIVEAU_1.docx
+++ b/docs/developpement/phases/word/PHASE_21_BACK_OFFICE_EDITEUR_NIVEAU_1.docx
@@ -20,7 +20,7 @@
       <w:r>
         <w:t xml:space="preserve">FlaiX Expert · dossier de développement · généré le 2026-10-25 depuis le dépôt </w:t>
       </w:r>
-      <w:hyperlink w:history="1" r:id="rIdqairge-tgcmfjs7ma19nl">
+      <w:hyperlink w:history="1" r:id="rIdd19t9dk9f_yv4x8ztabns">
         <w:r>
           <w:rPr>
             <w:rStyle w:val="Hyperlink"/>
@@ -712,7 +712,7 @@
           <w:numId w:val="2"/>
         </w:numPr>
       </w:pPr>
-      <w:hyperlink w:history="1" r:id="rIdxqoeqtodioqiekc8coxcd">
+      <w:hyperlink w:history="1" r:id="rIdqswwje0lin6esobym8upo">
         <w:r>
           <w:rPr>
             <w:rStyle w:val="Hyperlink"/>
@@ -732,7 +732,7 @@
           <w:numId w:val="2"/>
         </w:numPr>
       </w:pPr>
-      <w:hyperlink w:history="1" r:id="rIdtxnumqbjnmtmrka2gltdh">
+      <w:hyperlink w:history="1" r:id="rIdfojwnzqbxmwwgavbdsyue">
         <w:r>
           <w:rPr>
             <w:rStyle w:val="Hyperlink"/>
@@ -780,7 +780,7 @@
       <w:r>
         <w:t xml:space="preserve"> — créé — </w:t>
       </w:r>
-      <w:hyperlink w:history="1" r:id="rIdn0py-7kr5gpdvihsypizn">
+      <w:hyperlink w:history="1" r:id="rId6imlroqqzanlvngelkwms">
         <w:r>
           <w:rPr>
             <w:rStyle w:val="Hyperlink"/>
@@ -817,7 +817,7 @@
       <w:r>
         <w:t xml:space="preserve"> — créé — </w:t>
       </w:r>
-      <w:hyperlink w:history="1" r:id="rIdtdl7-8aoqhqxoxzjm9zuy">
+      <w:hyperlink w:history="1" r:id="rIdjbmxg8obep_3yike6z_8m">
         <w:r>
           <w:rPr>
             <w:rStyle w:val="Hyperlink"/>
@@ -854,7 +854,7 @@
       <w:r>
         <w:t xml:space="preserve"> — créé — </w:t>
       </w:r>
-      <w:hyperlink w:history="1" r:id="rIdlxjsjvkdqxznxgiq0nwu4">
+      <w:hyperlink w:history="1" r:id="rIdtsjnw4qb8bqmo7iidxn57">
         <w:r>
           <w:rPr>
             <w:rStyle w:val="Hyperlink"/>
@@ -883,7 +883,7 @@
       <w:r>
         <w:t xml:space="preserve"> — modifié — </w:t>
       </w:r>
-      <w:hyperlink w:history="1" r:id="rIdytmuhlwbvly9krbodbetg">
+      <w:hyperlink w:history="1" r:id="rIdm-uuxaurhr-58ezfcfe0h">
         <w:r>
           <w:rPr>
             <w:rStyle w:val="Hyperlink"/>
@@ -912,7 +912,7 @@
       <w:r>
         <w:t xml:space="preserve"> — modifié — </w:t>
       </w:r>
-      <w:hyperlink w:history="1" r:id="rIdp7mg0gricfc5q7stlcsiy">
+      <w:hyperlink w:history="1" r:id="rIddmp5tkbaadfxia5wij7m8">
         <w:r>
           <w:rPr>
             <w:rStyle w:val="Hyperlink"/>
@@ -949,7 +949,7 @@
       <w:r>
         <w:t xml:space="preserve"> — modifié — </w:t>
       </w:r>
-      <w:hyperlink w:history="1" r:id="rIdxmnotqvn7z_w5t-otyta7">
+      <w:hyperlink w:history="1" r:id="rId4anncrirnouu_-nnajdqs">
         <w:r>
           <w:rPr>
             <w:rStyle w:val="Hyperlink"/>
@@ -978,7 +978,7 @@
       <w:r>
         <w:t xml:space="preserve"> — créé — </w:t>
       </w:r>
-      <w:hyperlink w:history="1" r:id="rIdog_6aq8yqpg6ugngj2ypk">
+      <w:hyperlink w:history="1" r:id="rIdlpqroy67tk-1vokhdbnid">
         <w:r>
           <w:rPr>
             <w:rStyle w:val="Hyperlink"/>
@@ -1007,7 +1007,7 @@
       <w:r>
         <w:t xml:space="preserve"> — modifié — </w:t>
       </w:r>
-      <w:hyperlink w:history="1" r:id="rIdngxfupa8kqsdzwgwqk7au">
+      <w:hyperlink w:history="1" r:id="rIdxt7ur9aozpxdxc57rdf8y">
         <w:r>
           <w:rPr>
             <w:rStyle w:val="Hyperlink"/>
@@ -1036,7 +1036,7 @@
       <w:r>
         <w:t xml:space="preserve"> — modifié — </w:t>
       </w:r>
-      <w:hyperlink w:history="1" r:id="rIdawhfocnyd49yhoz-8t_1m">
+      <w:hyperlink w:history="1" r:id="rIdxpxu3gbkbesgdwe8xlzyq">
         <w:r>
           <w:rPr>
             <w:rStyle w:val="Hyperlink"/>
@@ -1073,7 +1073,7 @@
       <w:r>
         <w:t xml:space="preserve"> — modifié — </w:t>
       </w:r>
-      <w:hyperlink w:history="1" r:id="rId6pq5vnmgykqojnigmnlqu">
+      <w:hyperlink w:history="1" r:id="rIdlaurpyemfbhnax6ejppry">
         <w:r>
           <w:rPr>
             <w:rStyle w:val="Hyperlink"/>
@@ -1102,7 +1102,7 @@
       <w:r>
         <w:t xml:space="preserve"> — créé — </w:t>
       </w:r>
-      <w:hyperlink w:history="1" r:id="rId55opanb1gpsh4cyrprcxs">
+      <w:hyperlink w:history="1" r:id="rIdlhbf15hplulkwsvnqhh9g">
         <w:r>
           <w:rPr>
             <w:rStyle w:val="Hyperlink"/>
@@ -1131,7 +1131,7 @@
       <w:r>
         <w:t xml:space="preserve"> — modifié — </w:t>
       </w:r>
-      <w:hyperlink w:history="1" r:id="rIdrwye-ga7zz8ejxxd17jst">
+      <w:hyperlink w:history="1" r:id="rIdpxlmdrghmqa4qbebvhdyg">
         <w:r>
           <w:rPr>
             <w:rStyle w:val="Hyperlink"/>
@@ -1168,7 +1168,7 @@
       <w:r>
         <w:t xml:space="preserve"> — modifié — </w:t>
       </w:r>
-      <w:hyperlink w:history="1" r:id="rIdtcrev740d6opmj4louahd">
+      <w:hyperlink w:history="1" r:id="rIdnlcoqaanhxwndryryojk7">
         <w:r>
           <w:rPr>
             <w:rStyle w:val="Hyperlink"/>
@@ -1205,7 +1205,7 @@
       <w:r>
         <w:t xml:space="preserve"> — modifié — </w:t>
       </w:r>
-      <w:hyperlink w:history="1" r:id="rIds_yxcwv6tmbuigmy-0fgl">
+      <w:hyperlink w:history="1" r:id="rIdezoygqkermnn0knckk0qc">
         <w:r>
           <w:rPr>
             <w:rStyle w:val="Hyperlink"/>
@@ -1234,7 +1234,7 @@
       <w:r>
         <w:t xml:space="preserve"> — modifié — </w:t>
       </w:r>
-      <w:hyperlink w:history="1" r:id="rIdweypr-eb0zgbqxwawdkhp">
+      <w:hyperlink w:history="1" r:id="rIdxilcoodoc-6uqkcrsm_dn">
         <w:r>
           <w:rPr>
             <w:rStyle w:val="Hyperlink"/>
@@ -1263,7 +1263,7 @@
       <w:r>
         <w:t xml:space="preserve"> — modifié — </w:t>
       </w:r>
-      <w:hyperlink w:history="1" r:id="rIdet5ranjijlve0lzbv34fx">
+      <w:hyperlink w:history="1" r:id="rIdwjn8myxjpmhwwywxlkmsi">
         <w:r>
           <w:rPr>
             <w:rStyle w:val="Hyperlink"/>

--- a/docs/developpement/phases/word/PHASE_21_BACK_OFFICE_EDITEUR_NIVEAU_1.docx
+++ b/docs/developpement/phases/word/PHASE_21_BACK_OFFICE_EDITEUR_NIVEAU_1.docx
@@ -20,7 +20,7 @@
       <w:r>
         <w:t xml:space="preserve">FlaiX Expert · dossier de développement · généré le 2026-10-25 depuis le dépôt </w:t>
       </w:r>
-      <w:hyperlink w:history="1" r:id="rIdd19t9dk9f_yv4x8ztabns">
+      <w:hyperlink w:history="1" r:id="rIdz0sphqvqyq2c1h851faty">
         <w:r>
           <w:rPr>
             <w:rStyle w:val="Hyperlink"/>
@@ -712,7 +712,7 @@
           <w:numId w:val="2"/>
         </w:numPr>
       </w:pPr>
-      <w:hyperlink w:history="1" r:id="rIdqswwje0lin6esobym8upo">
+      <w:hyperlink w:history="1" r:id="rIdsh-899gl0ni60h-9z0oc6">
         <w:r>
           <w:rPr>
             <w:rStyle w:val="Hyperlink"/>
@@ -732,7 +732,7 @@
           <w:numId w:val="2"/>
         </w:numPr>
       </w:pPr>
-      <w:hyperlink w:history="1" r:id="rIdfojwnzqbxmwwgavbdsyue">
+      <w:hyperlink w:history="1" r:id="rId70as-1o7xhs0zfzvrrted">
         <w:r>
           <w:rPr>
             <w:rStyle w:val="Hyperlink"/>
@@ -780,7 +780,7 @@
       <w:r>
         <w:t xml:space="preserve"> — créé — </w:t>
       </w:r>
-      <w:hyperlink w:history="1" r:id="rId6imlroqqzanlvngelkwms">
+      <w:hyperlink w:history="1" r:id="rIddiszks-43oaoajygp--zi">
         <w:r>
           <w:rPr>
             <w:rStyle w:val="Hyperlink"/>
@@ -817,7 +817,7 @@
       <w:r>
         <w:t xml:space="preserve"> — créé — </w:t>
       </w:r>
-      <w:hyperlink w:history="1" r:id="rIdjbmxg8obep_3yike6z_8m">
+      <w:hyperlink w:history="1" r:id="rIdx8vnn9snez8ftwi6v0t0w">
         <w:r>
           <w:rPr>
             <w:rStyle w:val="Hyperlink"/>
@@ -854,7 +854,7 @@
       <w:r>
         <w:t xml:space="preserve"> — créé — </w:t>
       </w:r>
-      <w:hyperlink w:history="1" r:id="rIdtsjnw4qb8bqmo7iidxn57">
+      <w:hyperlink w:history="1" r:id="rIdnp40mlt3bm6koxpxuvmhw">
         <w:r>
           <w:rPr>
             <w:rStyle w:val="Hyperlink"/>
@@ -883,7 +883,7 @@
       <w:r>
         <w:t xml:space="preserve"> — modifié — </w:t>
       </w:r>
-      <w:hyperlink w:history="1" r:id="rIdm-uuxaurhr-58ezfcfe0h">
+      <w:hyperlink w:history="1" r:id="rIdmfvvfjxt4y5kpsfjscg47">
         <w:r>
           <w:rPr>
             <w:rStyle w:val="Hyperlink"/>
@@ -912,7 +912,7 @@
       <w:r>
         <w:t xml:space="preserve"> — modifié — </w:t>
       </w:r>
-      <w:hyperlink w:history="1" r:id="rIddmp5tkbaadfxia5wij7m8">
+      <w:hyperlink w:history="1" r:id="rId20sg8j4uxhmdvglg0k1hk">
         <w:r>
           <w:rPr>
             <w:rStyle w:val="Hyperlink"/>
@@ -949,7 +949,7 @@
       <w:r>
         <w:t xml:space="preserve"> — modifié — </w:t>
       </w:r>
-      <w:hyperlink w:history="1" r:id="rId4anncrirnouu_-nnajdqs">
+      <w:hyperlink w:history="1" r:id="rIdiudoc-ujdfedd-9ssuuif">
         <w:r>
           <w:rPr>
             <w:rStyle w:val="Hyperlink"/>
@@ -978,7 +978,7 @@
       <w:r>
         <w:t xml:space="preserve"> — créé — </w:t>
       </w:r>
-      <w:hyperlink w:history="1" r:id="rIdlpqroy67tk-1vokhdbnid">
+      <w:hyperlink w:history="1" r:id="rIdfwgdwvh8upxphgl7vv3el">
         <w:r>
           <w:rPr>
             <w:rStyle w:val="Hyperlink"/>
@@ -1007,7 +1007,7 @@
       <w:r>
         <w:t xml:space="preserve"> — modifié — </w:t>
       </w:r>
-      <w:hyperlink w:history="1" r:id="rIdxt7ur9aozpxdxc57rdf8y">
+      <w:hyperlink w:history="1" r:id="rId4shkqsq1ecmgtadxlqun4">
         <w:r>
           <w:rPr>
             <w:rStyle w:val="Hyperlink"/>
@@ -1036,7 +1036,7 @@
       <w:r>
         <w:t xml:space="preserve"> — modifié — </w:t>
       </w:r>
-      <w:hyperlink w:history="1" r:id="rIdxpxu3gbkbesgdwe8xlzyq">
+      <w:hyperlink w:history="1" r:id="rIdvn-hb56zxxi05jlqzanjh">
         <w:r>
           <w:rPr>
             <w:rStyle w:val="Hyperlink"/>
@@ -1073,7 +1073,7 @@
       <w:r>
         <w:t xml:space="preserve"> — modifié — </w:t>
       </w:r>
-      <w:hyperlink w:history="1" r:id="rIdlaurpyemfbhnax6ejppry">
+      <w:hyperlink w:history="1" r:id="rIdh8ostwzd0q1m9riiikc5w">
         <w:r>
           <w:rPr>
             <w:rStyle w:val="Hyperlink"/>
@@ -1102,7 +1102,7 @@
       <w:r>
         <w:t xml:space="preserve"> — créé — </w:t>
       </w:r>
-      <w:hyperlink w:history="1" r:id="rIdlhbf15hplulkwsvnqhh9g">
+      <w:hyperlink w:history="1" r:id="rIdawpyjyj_3jif795y5dfqa">
         <w:r>
           <w:rPr>
             <w:rStyle w:val="Hyperlink"/>
@@ -1131,7 +1131,7 @@
       <w:r>
         <w:t xml:space="preserve"> — modifié — </w:t>
       </w:r>
-      <w:hyperlink w:history="1" r:id="rIdpxlmdrghmqa4qbebvhdyg">
+      <w:hyperlink w:history="1" r:id="rIdcce2vum2mxnvawksopklh">
         <w:r>
           <w:rPr>
             <w:rStyle w:val="Hyperlink"/>
@@ -1168,7 +1168,7 @@
       <w:r>
         <w:t xml:space="preserve"> — modifié — </w:t>
       </w:r>
-      <w:hyperlink w:history="1" r:id="rIdnlcoqaanhxwndryryojk7">
+      <w:hyperlink w:history="1" r:id="rIdknoqwvmlnqlvxiu9acavn">
         <w:r>
           <w:rPr>
             <w:rStyle w:val="Hyperlink"/>
@@ -1205,7 +1205,7 @@
       <w:r>
         <w:t xml:space="preserve"> — modifié — </w:t>
       </w:r>
-      <w:hyperlink w:history="1" r:id="rIdezoygqkermnn0knckk0qc">
+      <w:hyperlink w:history="1" r:id="rIdggeoq2srg6aestcxnwivb">
         <w:r>
           <w:rPr>
             <w:rStyle w:val="Hyperlink"/>
@@ -1234,7 +1234,7 @@
       <w:r>
         <w:t xml:space="preserve"> — modifié — </w:t>
       </w:r>
-      <w:hyperlink w:history="1" r:id="rIdxilcoodoc-6uqkcrsm_dn">
+      <w:hyperlink w:history="1" r:id="rIdskdmxnq2oetogxymql510">
         <w:r>
           <w:rPr>
             <w:rStyle w:val="Hyperlink"/>
@@ -1263,7 +1263,7 @@
       <w:r>
         <w:t xml:space="preserve"> — modifié — </w:t>
       </w:r>
-      <w:hyperlink w:history="1" r:id="rIdwjn8myxjpmhwwywxlkmsi">
+      <w:hyperlink w:history="1" r:id="rIdpxs9w9b8v76okmqycyvwy">
         <w:r>
           <w:rPr>
             <w:rStyle w:val="Hyperlink"/>
